--- a/courts/eighth-circuit/iowa/federal/bankruptcy-southern-district/motion-brief/usage/OUTPUT-motion-brief.docx
+++ b/courts/eighth-circuit/iowa/federal/bankruptcy-southern-district/motion-brief/usage/OUTPUT-motion-brief.docx
@@ -4,38 +4,48 @@
   <w:body>
     <w:p>
       <w:pPr>
-        <w:pStyle w:val="CourtName"/>
-      </w:pPr>
-      <w:r>
+        <w:spacing w:before="0" w:after="0" w:line="280" w:lineRule="exact"/>
+        <w:ind w:left="0" w:firstLine="0"/>
+        <w:jc w:val="center"/>
+      </w:pPr>
+      <w:r>
+        <w:rPr>
+          <w:b/>
+          <w:bCs/>
+        </w:rPr>
         <w:t xml:space="preserve">UNITED STATES BANKRUPTCY COURT</w:t>
       </w:r>
     </w:p>
     <w:p>
       <w:pPr>
-        <w:pStyle w:val="CourtName"/>
-        <w:spacing w:before="0" w:after="360" w:line="240" w:lineRule="auto"/>
-      </w:pPr>
-      <w:r>
+        <w:spacing w:before="0" w:after="0" w:line="280" w:lineRule="exact"/>
+        <w:ind w:left="0" w:firstLine="0"/>
+        <w:jc w:val="center"/>
+      </w:pPr>
+      <w:r>
+        <w:rPr>
+          <w:b/>
+          <w:bCs/>
+        </w:rPr>
         <w:t xml:space="preserve">SOUTHERN DISTRICT OF IOWA</w:t>
       </w:r>
+    </w:p>
+    <w:p>
+      <w:pPr>
+        <w:spacing w:before="0" w:after="0" w:line="480" w:lineRule="exact"/>
+      </w:pPr>
     </w:p>
     <w:tbl>
       <w:tblPr>
         <w:tblW w:w="9360" w:type="dxa"/>
-        <w:tblBorders>
-          <w:top w:val="nil"/>
-          <w:left w:val="nil"/>
-          <w:bottom w:val="nil"/>
-          <w:right w:val="nil"/>
-          <w:insideH w:val="nil"/>
-          <w:insideV w:val="nil"/>
-        </w:tblBorders>
         <w:tblLayout w:type="fixed"/>
         <w:tblCellMar>
+          <w:top w:w="0" w:type="dxa"/>
           <w:left w:w="0" w:type="dxa"/>
+          <w:bottom w:w="0" w:type="dxa"/>
           <w:right w:w="0" w:type="dxa"/>
         </w:tblCellMar>
-        <w:tblLook w:val="0000"/>
+        <w:tblLook w:val="0000" w:firstRow="0" w:lastRow="0" w:firstColumn="0" w:lastColumn="0" w:noHBand="0" w:noVBand="0"/>
       </w:tblPr>
       <w:tblGrid>
         <w:gridCol w:w="4896"/>
@@ -60,8 +70,9 @@
           </w:tcPr>
           <w:p>
             <w:pPr>
-              <w:pStyle w:val="SingleSpaced"/>
-              <w:spacing w:before="0" w:after="120" w:line="240" w:lineRule="auto"/>
+              <w:spacing w:before="0" w:after="0" w:line="280" w:lineRule="exact"/>
+              <w:ind w:left="0" w:firstLine="0"/>
+              <w:jc w:val="left"/>
             </w:pPr>
             <w:r>
               <w:t xml:space="preserve">In re:</w:t>
@@ -69,20 +80,70 @@
           </w:p>
           <w:p>
             <w:pPr>
-              <w:pStyle w:val="SingleSpaced"/>
-              <w:spacing w:before="0" w:after="120" w:line="240" w:lineRule="auto"/>
+              <w:spacing w:before="0" w:after="0" w:line="280" w:lineRule="exact"/>
+              <w:ind w:left="0" w:firstLine="0"/>
+              <w:jc w:val="left"/>
             </w:pPr>
             <w:r>
-              <w:t xml:space="preserve">FOODS, INC. dba DAHL’S FOODS</w:t>
+              <w:t xml:space="preserve">FOODS,</w:t>
+            </w:r>
+            <w:r>
+              <w:t xml:space="preserve"> </w:t>
+            </w:r>
+            <w:r>
+              <w:t xml:space="preserve">INC.</w:t>
+            </w:r>
+            <w:r>
+              <w:t xml:space="preserve"> </w:t>
+            </w:r>
+            <w:r>
+              <w:t xml:space="preserve">dba</w:t>
+            </w:r>
+            <w:r>
+              <w:t xml:space="preserve"> </w:t>
+            </w:r>
+            <w:r>
+              <w:t xml:space="preserve">DAHL’S</w:t>
+            </w:r>
+            <w:r>
+              <w:t xml:space="preserve"> </w:t>
+            </w:r>
+            <w:r>
+              <w:t xml:space="preserve">FOODS</w:t>
             </w:r>
           </w:p>
           <w:p>
             <w:pPr>
-              <w:pStyle w:val="SingleSpaced"/>
-              <w:spacing w:before="0" w:after="0" w:line="240" w:lineRule="auto"/>
+              <w:spacing w:before="0" w:after="0" w:line="280" w:lineRule="exact"/>
+              <w:ind w:left="0" w:firstLine="0"/>
+              <w:jc w:val="left"/>
             </w:pPr>
             <w:r>
-              <w:t xml:space="preserve">Debtor and Debtor in Possession.</w:t>
+              <w:t xml:space="preserve">Debtor</w:t>
+            </w:r>
+            <w:r>
+              <w:t xml:space="preserve"> </w:t>
+            </w:r>
+            <w:r>
+              <w:t xml:space="preserve">and</w:t>
+            </w:r>
+            <w:r>
+              <w:t xml:space="preserve"> </w:t>
+            </w:r>
+            <w:r>
+              <w:t xml:space="preserve">Debtor</w:t>
+            </w:r>
+            <w:r>
+              <w:t xml:space="preserve"> </w:t>
+            </w:r>
+            <w:r>
+              <w:t xml:space="preserve">in</w:t>
+            </w:r>
+            <w:r>
+              <w:t xml:space="preserve"> </w:t>
+            </w:r>
+            <w:r>
+              <w:t xml:space="preserve">Possession.</w:t>
             </w:r>
           </w:p>
         </w:tc>
@@ -92,29 +153,36 @@
           </w:tcPr>
           <w:p>
             <w:pPr>
-              <w:pStyle w:val="SingleSpaced"/>
+              <w:spacing w:before="0" w:after="0" w:line="280" w:lineRule="exact"/>
+              <w:ind w:left="0" w:firstLine="0"/>
+              <w:jc w:val="left"/>
             </w:pPr>
           </w:p>
         </w:tc>
         <w:tc>
           <w:tcPr>
             <w:tcW w:w="4104" w:type="dxa"/>
+            <w:tcMar>
+              <w:left w:w="144" w:type="dxa"/>
+            </w:tcMar>
           </w:tcPr>
           <w:p>
             <w:pPr>
-              <w:pStyle w:val="SingleSpaced"/>
-              <w:spacing w:before="0" w:after="120" w:line="240" w:lineRule="auto"/>
-              <w:ind w:left="144"/>
+              <w:spacing w:before="0" w:after="0" w:line="280" w:lineRule="exact"/>
+              <w:ind w:left="0" w:firstLine="0"/>
+              <w:jc w:val="left"/>
             </w:pPr>
             <w:r>
-              <w:t xml:space="preserve">Case No. 14-02689</w:t>
+              <w:t xml:space="preserve">Case No. 14</w:t>
+              <w:noBreakHyphen/>
+              <w:t xml:space="preserve">02689</w:t>
             </w:r>
           </w:p>
           <w:p>
             <w:pPr>
-              <w:pStyle w:val="SingleSpaced"/>
-              <w:spacing w:before="0" w:after="0" w:line="240" w:lineRule="auto"/>
-              <w:ind w:left="144"/>
+              <w:spacing w:before="0" w:after="0" w:line="280" w:lineRule="exact"/>
+              <w:ind w:left="0" w:firstLine="0"/>
+              <w:jc w:val="left"/>
             </w:pPr>
             <w:r>
               <w:t xml:space="preserve">Chapter 11</w:t>
@@ -122,39 +190,304 @@
           </w:p>
           <w:p>
             <w:pPr>
-              <w:pStyle w:val="SingleSpaced"/>
-              <w:spacing w:before="0" w:after="0" w:line="240" w:lineRule="auto"/>
-              <w:ind w:left="144"/>
+              <w:spacing w:before="0" w:after="0" w:line="280" w:lineRule="exact"/>
+              <w:ind w:left="0" w:firstLine="0"/>
+              <w:jc w:val="left"/>
             </w:pPr>
             <w:r>
               <w:rPr>
                 <w:b/>
                 <w:bCs/>
               </w:rPr>
-              <w:t xml:space="preserve">FIRST DAY MOTION</w:t>
-            </w:r>
-          </w:p>
-          <w:p>
-            <w:pPr>
-              <w:pStyle w:val="SingleSpaced"/>
-              <w:spacing w:before="240" w:after="240" w:line="240" w:lineRule="auto"/>
-              <w:ind w:left="144"/>
-            </w:pPr>
+              <w:t xml:space="preserve">FIRST</w:t>
+            </w:r>
             <w:r>
               <w:rPr>
                 <w:b/>
                 <w:bCs/>
               </w:rPr>
-              <w:t xml:space="preserve">DEBTOR’S EMERGENCY MOTION FOR ORDER AUTHORIZING DEBTOR TO HONOR PRE-PETITION OBLIGATIONS TO EMPLOYEES AND BRIEF IN SUPPORT</w:t>
+              <w:t xml:space="preserve"> </w:t>
+            </w:r>
+            <w:r>
+              <w:rPr>
+                <w:b/>
+                <w:bCs/>
+              </w:rPr>
+              <w:t xml:space="preserve">DAY</w:t>
+            </w:r>
+            <w:r>
+              <w:rPr>
+                <w:b/>
+                <w:bCs/>
+              </w:rPr>
+              <w:t xml:space="preserve"> </w:t>
+            </w:r>
+            <w:r>
+              <w:rPr>
+                <w:b/>
+                <w:bCs/>
+              </w:rPr>
+              <w:t xml:space="preserve">MOTION</w:t>
             </w:r>
           </w:p>
           <w:p>
             <w:pPr>
-              <w:pStyle w:val="SingleSpaced"/>
-              <w:ind w:left="144"/>
+              <w:spacing w:before="240" w:after="0" w:line="280" w:lineRule="exact"/>
+              <w:ind w:left="0" w:firstLine="0"/>
+              <w:jc w:val="left"/>
             </w:pPr>
             <w:r>
-              <w:t xml:space="preserve">No Hearing Set</w:t>
+              <w:rPr>
+                <w:b/>
+                <w:bCs/>
+              </w:rPr>
+              <w:t xml:space="preserve">DEBTOR’S</w:t>
+            </w:r>
+            <w:r>
+              <w:rPr>
+                <w:b/>
+                <w:bCs/>
+              </w:rPr>
+              <w:t xml:space="preserve"> </w:t>
+            </w:r>
+            <w:r>
+              <w:rPr>
+                <w:b/>
+                <w:bCs/>
+              </w:rPr>
+              <w:t xml:space="preserve">EMERGENCY</w:t>
+            </w:r>
+            <w:r>
+              <w:rPr>
+                <w:b/>
+                <w:bCs/>
+              </w:rPr>
+              <w:t xml:space="preserve"> </w:t>
+            </w:r>
+            <w:r>
+              <w:rPr>
+                <w:b/>
+                <w:bCs/>
+              </w:rPr>
+              <w:t xml:space="preserve">MOTION</w:t>
+            </w:r>
+            <w:r>
+              <w:rPr>
+                <w:b/>
+                <w:bCs/>
+              </w:rPr>
+              <w:t xml:space="preserve"> </w:t>
+            </w:r>
+            <w:r>
+              <w:rPr>
+                <w:b/>
+                <w:bCs/>
+              </w:rPr>
+              <w:t xml:space="preserve">FOR</w:t>
+            </w:r>
+            <w:r>
+              <w:rPr>
+                <w:b/>
+                <w:bCs/>
+              </w:rPr>
+              <w:t xml:space="preserve"> </w:t>
+            </w:r>
+            <w:r>
+              <w:rPr>
+                <w:b/>
+                <w:bCs/>
+              </w:rPr>
+              <w:t xml:space="preserve">ORDER</w:t>
+            </w:r>
+            <w:r>
+              <w:rPr>
+                <w:b/>
+                <w:bCs/>
+              </w:rPr>
+              <w:t xml:space="preserve"> </w:t>
+            </w:r>
+            <w:r>
+              <w:rPr>
+                <w:b/>
+                <w:bCs/>
+              </w:rPr>
+              <w:t xml:space="preserve">AUTHORIZING</w:t>
+            </w:r>
+            <w:r>
+              <w:rPr>
+                <w:b/>
+                <w:bCs/>
+              </w:rPr>
+              <w:t xml:space="preserve"> </w:t>
+            </w:r>
+            <w:r>
+              <w:rPr>
+                <w:b/>
+                <w:bCs/>
+              </w:rPr>
+              <w:t xml:space="preserve">DEBTOR</w:t>
+            </w:r>
+            <w:r>
+              <w:rPr>
+                <w:b/>
+                <w:bCs/>
+              </w:rPr>
+              <w:t xml:space="preserve"> </w:t>
+            </w:r>
+            <w:r>
+              <w:rPr>
+                <w:b/>
+                <w:bCs/>
+              </w:rPr>
+              <w:t xml:space="preserve">TO</w:t>
+            </w:r>
+            <w:r>
+              <w:rPr>
+                <w:b/>
+                <w:bCs/>
+              </w:rPr>
+              <w:t xml:space="preserve"> </w:t>
+            </w:r>
+            <w:r>
+              <w:rPr>
+                <w:b/>
+                <w:bCs/>
+              </w:rPr>
+              <w:t xml:space="preserve">HONOR</w:t>
+            </w:r>
+            <w:r>
+              <w:rPr>
+                <w:b/>
+                <w:bCs/>
+              </w:rPr>
+              <w:t xml:space="preserve"> </w:t>
+            </w:r>
+            <w:r>
+              <w:rPr>
+                <w:b/>
+                <w:bCs/>
+              </w:rPr>
+              <w:t xml:space="preserve">PRE-PETITION</w:t>
+            </w:r>
+            <w:r>
+              <w:rPr>
+                <w:b/>
+                <w:bCs/>
+              </w:rPr>
+              <w:t xml:space="preserve"> </w:t>
+            </w:r>
+            <w:r>
+              <w:rPr>
+                <w:b/>
+                <w:bCs/>
+              </w:rPr>
+              <w:t xml:space="preserve">OBLIGATIONS</w:t>
+            </w:r>
+            <w:r>
+              <w:rPr>
+                <w:b/>
+                <w:bCs/>
+              </w:rPr>
+              <w:t xml:space="preserve"> </w:t>
+            </w:r>
+            <w:r>
+              <w:rPr>
+                <w:b/>
+                <w:bCs/>
+              </w:rPr>
+              <w:t xml:space="preserve">TO</w:t>
+            </w:r>
+            <w:r>
+              <w:rPr>
+                <w:b/>
+                <w:bCs/>
+              </w:rPr>
+              <w:t xml:space="preserve"> </w:t>
+            </w:r>
+            <w:r>
+              <w:rPr>
+                <w:b/>
+                <w:bCs/>
+              </w:rPr>
+              <w:t xml:space="preserve">EMPLOYEES</w:t>
+            </w:r>
+            <w:r>
+              <w:rPr>
+                <w:b/>
+                <w:bCs/>
+              </w:rPr>
+              <w:t xml:space="preserve"> </w:t>
+            </w:r>
+            <w:r>
+              <w:rPr>
+                <w:b/>
+                <w:bCs/>
+              </w:rPr>
+              <w:t xml:space="preserve">AND</w:t>
+            </w:r>
+            <w:r>
+              <w:rPr>
+                <w:b/>
+                <w:bCs/>
+              </w:rPr>
+              <w:t xml:space="preserve"> </w:t>
+            </w:r>
+            <w:r>
+              <w:rPr>
+                <w:b/>
+                <w:bCs/>
+              </w:rPr>
+              <w:t xml:space="preserve">BRIEF</w:t>
+            </w:r>
+            <w:r>
+              <w:rPr>
+                <w:b/>
+                <w:bCs/>
+              </w:rPr>
+              <w:t xml:space="preserve"> </w:t>
+            </w:r>
+            <w:r>
+              <w:rPr>
+                <w:b/>
+                <w:bCs/>
+              </w:rPr>
+              <w:t xml:space="preserve">IN</w:t>
+            </w:r>
+            <w:r>
+              <w:rPr>
+                <w:b/>
+                <w:bCs/>
+              </w:rPr>
+              <w:t xml:space="preserve"> </w:t>
+            </w:r>
+            <w:r>
+              <w:rPr>
+                <w:b/>
+                <w:bCs/>
+              </w:rPr>
+              <w:t xml:space="preserve">SUPPORT</w:t>
+            </w:r>
+          </w:p>
+          <w:p>
+            <w:pPr>
+              <w:spacing w:before="240" w:after="0" w:line="280" w:lineRule="exact"/>
+              <w:ind w:left="0" w:firstLine="0"/>
+              <w:jc w:val="left"/>
+            </w:pPr>
+            <w:r>
+              <w:t xml:space="preserve">No</w:t>
+            </w:r>
+            <w:r>
+              <w:t xml:space="preserve"> </w:t>
+            </w:r>
+            <w:r>
+              <w:t xml:space="preserve">Hearing</w:t>
+            </w:r>
+            <w:r>
+              <w:t xml:space="preserve"> </w:t>
+            </w:r>
+            <w:r>
+              <w:t xml:space="preserve">Set</w:t>
             </w:r>
           </w:p>
         </w:tc>
@@ -162,15 +495,15 @@
     </w:tbl>
     <w:p>
       <w:pPr>
+        <w:spacing w:before="0" w:after="0" w:line="480" w:lineRule="exact"/>
+      </w:pPr>
+    </w:p>
+    <w:p>
+      <w:pPr>
         <w:pStyle w:val="BodyText"/>
       </w:pPr>
-    </w:p>
-    <w:p>
-      <w:pPr>
-        <w:pStyle w:val="IndentedParagraph"/>
-      </w:pPr>
-      <w:r>
-        <w:t xml:space="preserve">Foods, Inc. dba Dahl’s Foods (</w:t>
+      <w:r>
+        <w:t xml:space="preserve">Foods, Inc. dba Dahl’s Foods (</w:t>
       </w:r>
       <w:r>
         <w:t xml:space="preserve">“Debtor”</w:t>
@@ -188,7 +521,7 @@
         <w:t xml:space="preserve">“Dahl’s”</w:t>
       </w:r>
       <w:r>
-        <w:t xml:space="preserve">), debtor and debtor-in-possession herein, by and through its proposed General Reorganization Counsel, Jeffrey D. Goetz, Esq. of the law firm of Bradshaw, Fowler, Proctor and Fairgrave, P.C., and pursuant to the provisions of Bankruptcy Code Sections 105(a), 364(b), 365, 507(a)(4), and 1107 and Bankruptcy Rule 4001, respectfully moves for entry of an Order authorizing Debtor (i) to pay prepetition accrued employee wages, salaries, commissions, related taxes and reimbursable expenses; (ii) to honor certain employee benefit obligations; and (iii) to honor all other terms and conditions of its employees’ employment obligations (the</w:t>
+        <w:t xml:space="preserve">), debtor and debtor-in-possession herein, by and through its proposed General Reorganization Counsel, Jeffrey D. Goetz, Esq. of the law firm of Bradshaw, Fowler, Proctor and Fairgrave, P.C., and pursuant to the provisions of Bankruptcy Code Sections 105(a), 364(b), 365, 507(a)⁠(4), and 1107 and Bankruptcy Rule 4001, respectfully moves for entry of an Order authorizing Debtor (i) to pay prepetition accrued employee wages, salaries, commissions, related taxes and reimbursable expenses; (ii) to honor certain employee benefit obligations; and (iii) to honor all other terms and conditions of its employees’ employment obligations (the</w:t>
       </w:r>
       <w:r>
         <w:t xml:space="preserve"> </w:t>
@@ -230,7 +563,7 @@
     </w:p>
     <w:p>
       <w:pPr>
-        <w:pStyle w:val="NumberedParagraph"/>
+        <w:pStyle w:val="NumberedParagraphNote"/>
       </w:pPr>
       <w:r>
         <w:t xml:space="preserve">2.</w:t>
@@ -393,7 +726,7 @@
         <w:pStyle w:val="Heading2"/>
       </w:pPr>
       <w:r>
-        <w:t xml:space="preserve">B. Employee Prepetition Medical/Dental Claims and Other Employee Benefits.</w:t>
+        <w:t xml:space="preserve">B. Employee Prepetition Medical/​Dental Claims and Other Employee Benefits.</w:t>
       </w:r>
     </w:p>
     <w:p>
@@ -746,7 +1079,7 @@
         <w:t xml:space="preserve"> </w:t>
       </w:r>
       <w:r>
-        <w:t xml:space="preserve">11 U.S.C. § 549(a)(2)(B)(2014). Each employee of Dahl’s is, however, entitled to a priority claim for compensation earned in the 180-day period preceding the Petition Date in an amount up to $12,475. 11 U.S.C. § 507(a)(4)(2014). Claims on account of Employee Benefits obligations are also entitled to priority.</w:t>
+        <w:t xml:space="preserve">11 U.S.C. § 549(a)⁠(2)⁠(B)⁠(2014). Each employee of Dahl’s is, however, entitled to a priority claim for compensation earned in the 180-day period preceding the Petition Date in an amount up to $12,475. 11 U.S.C. § 507(a)⁠(4)⁠(2014). Claims on account of Employee Benefits obligations are also entitled to priority.</w:t>
       </w:r>
       <w:r>
         <w:t xml:space="preserve"> </w:t>
@@ -762,7 +1095,7 @@
         <w:t xml:space="preserve"> </w:t>
       </w:r>
       <w:r>
-        <w:t xml:space="preserve">11 U.S.C. § 507(a)(5)(2014). For each employee benefit plan, the priority claim is limited to an amount equal to the number of employees covered by such plan multiplied by $12,475, minus the sum of (a) the aggregate amount paid to such employees as a priority claim for compensation and (b) the aggregate amount paid by the estate on behalf of such employees to any other employee benefit plan. 11 U.S.C. § 507(a)(5)(2014). Claims for payroll and related taxes are also entitled to priority status. 11 U.S.C. § 507(a)(8)(2014).</w:t>
+        <w:t xml:space="preserve">11 U.S.C. § 507(a)⁠(5)⁠(2014). For each employee benefit plan, the priority claim is limited to an amount equal to the number of employees covered by such plan multiplied by $12,475, minus the sum of (a) the aggregate amount paid to such employees as a priority claim for compensation and (b) the aggregate amount paid by the estate on behalf of such employees to any other employee benefit plan. 11 U.S.C. § 507(a)⁠(5)⁠(2014). Claims for payroll and related taxes are also entitled to priority status. 11 U.S.C. § 507(a)⁠(8)⁠(2014).</w:t>
       </w:r>
     </w:p>
     <w:p>
@@ -792,12 +1125,12 @@
         <w:t xml:space="preserve"> </w:t>
       </w:r>
       <w:r>
-        <w:t xml:space="preserve">11 U.S.C. § 105(2014). In addition, in order to retain quality, experienced employees, to maintain their morale while this chapter 11 case is pending and to preserve Dahl’s operations during this critical time period, Dahl’s should be granted the authority to pay their employees’ pre-petition wages.</w:t>
-      </w:r>
-    </w:p>
-    <w:p>
-      <w:pPr>
-        <w:pStyle w:val="NumberedParagraph"/>
+        <w:t xml:space="preserve">11 U.S.C. § 105(2014). In addition, in order to retain quality, experienced employees, to maintain their morale while this chapter 11 case is pending and to preserve Dahl’s operations during this critical time period, Dahl’s should be granted the authority to pay their employees’ pre-petition wages.</w:t>
+      </w:r>
+    </w:p>
+    <w:p>
+      <w:pPr>
+        <w:pStyle w:val="NumberedParagraphNote"/>
       </w:pPr>
       <w:r>
         <w:t xml:space="preserve">27.</w:t>
@@ -806,7 +1139,7 @@
         <w:tab/>
       </w:r>
       <w:r>
-        <w:t xml:space="preserve">Section 105 of the Bankruptcy Code allows the Court to authorize payments on account of certain pre-petition claims when necessary and essential to the continued operation of the debtor. 11 U.S.C. § 105(2014). This is generally referred to as the</w:t>
+        <w:t xml:space="preserve">Section 105 of the Bankruptcy Code allows the Court to authorize payments on account of certain pre-petition claims when necessary and essential to the continued operation of the debtor. 11 U.S.C. § 105(2014). This is generally referred to as the</w:t>
       </w:r>
       <w:r>
         <w:t xml:space="preserve"> </w:t>
@@ -933,7 +1266,13 @@
         <w:t xml:space="preserve">In re ATP Oil &amp; Gas Corp.</w:t>
       </w:r>
       <w:r>
-        <w:t xml:space="preserve">, Case No. 12-36187 (Bankr. S.D. Tex. August 21, 2012);</w:t>
+        <w:t xml:space="preserve">, Case No. 12</w:t>
+      </w:r>
+      <w:r>
+        <w:noBreakHyphen/>
+      </w:r>
+      <w:r>
+        <w:t xml:space="preserve">36187 (Bankr. S.D. Tex. August 21, 2012);</w:t>
       </w:r>
       <w:r>
         <w:t xml:space="preserve"> </w:t>
@@ -946,7 +1285,13 @@
         <w:t xml:space="preserve">In re Cano Petroleum, Inc.</w:t>
       </w:r>
       <w:r>
-        <w:t xml:space="preserve">, Case No. 12-31549 (Bankr. N.D. Tex. March 16, 2012);</w:t>
+        <w:t xml:space="preserve">, Case No. 12</w:t>
+      </w:r>
+      <w:r>
+        <w:noBreakHyphen/>
+      </w:r>
+      <w:r>
+        <w:t xml:space="preserve">31549 (Bankr. N.D. Tex. March 16, 2012);</w:t>
       </w:r>
       <w:r>
         <w:t xml:space="preserve"> </w:t>
@@ -959,7 +1304,13 @@
         <w:t xml:space="preserve">In re Dynegy Holdings, LLC</w:t>
       </w:r>
       <w:r>
-        <w:t xml:space="preserve">, Case No. 11-13686 (Bankr. S.D. N.Y. November 9, 2011);</w:t>
+        <w:t xml:space="preserve">, Case No. 11</w:t>
+      </w:r>
+      <w:r>
+        <w:noBreakHyphen/>
+      </w:r>
+      <w:r>
+        <w:t xml:space="preserve">13686 (Bankr. S.D. N.Y. November 9, 2011);</w:t>
       </w:r>
       <w:r>
         <w:t xml:space="preserve"> </w:t>
@@ -972,7 +1323,13 @@
         <w:t xml:space="preserve">In re Otero Cnty. Hosp. Ass’n, Inc.</w:t>
       </w:r>
       <w:r>
-        <w:t xml:space="preserve">, Case No. 11-13686 (Bankr. D. N.M. September 12, 2011);</w:t>
+        <w:t xml:space="preserve">, Case No. 11</w:t>
+      </w:r>
+      <w:r>
+        <w:noBreakHyphen/>
+      </w:r>
+      <w:r>
+        <w:t xml:space="preserve">13686 (Bankr. D. N.M. September 12, 2011);</w:t>
       </w:r>
       <w:r>
         <w:t xml:space="preserve"> </w:t>
@@ -985,7 +1342,13 @@
         <w:t xml:space="preserve">In re Paul Transp., Inc.</w:t>
       </w:r>
       <w:r>
-        <w:t xml:space="preserve">, Case No. 10-13022 (Bankr. W.D. Okla., May 21, 2010);</w:t>
+        <w:t xml:space="preserve">, Case No. 10</w:t>
+      </w:r>
+      <w:r>
+        <w:noBreakHyphen/>
+      </w:r>
+      <w:r>
+        <w:t xml:space="preserve">13022 (Bankr. W.D. Okla., May 21, 2010);</w:t>
       </w:r>
       <w:r>
         <w:t xml:space="preserve"> </w:t>
@@ -998,7 +1361,13 @@
         <w:t xml:space="preserve">In re Stallion Oilfield Services, Inc.</w:t>
       </w:r>
       <w:r>
-        <w:t xml:space="preserve">, Case No. 09-13562 (Bankr. D. Del. October 20, 2009);</w:t>
+        <w:t xml:space="preserve">, Case No. 09</w:t>
+      </w:r>
+      <w:r>
+        <w:noBreakHyphen/>
+      </w:r>
+      <w:r>
+        <w:t xml:space="preserve">13562 (Bankr. D. Del. October 20, 2009);</w:t>
       </w:r>
       <w:r>
         <w:t xml:space="preserve"> </w:t>
@@ -1011,7 +1380,13 @@
         <w:t xml:space="preserve">In re Harold’s Stores, Inc.</w:t>
       </w:r>
       <w:r>
-        <w:t xml:space="preserve">, Case No. 08-15027 (Bankr. W.D. Okla. November 7, 2008);</w:t>
+        <w:t xml:space="preserve">, Case No. 08</w:t>
+      </w:r>
+      <w:r>
+        <w:noBreakHyphen/>
+      </w:r>
+      <w:r>
+        <w:t xml:space="preserve">15027 (Bankr. W.D. Okla. November 7, 2008);</w:t>
       </w:r>
       <w:r>
         <w:t xml:space="preserve"> </w:t>
@@ -1024,7 +1399,13 @@
         <w:t xml:space="preserve">In re Rocor Int’l, Inc.</w:t>
       </w:r>
       <w:r>
-        <w:t xml:space="preserve">, Case No. 02-17658 (Bankr. W.D. Okla., August 7, 2002).</w:t>
+        <w:t xml:space="preserve">, Case No. 02</w:t>
+      </w:r>
+      <w:r>
+        <w:noBreakHyphen/>
+      </w:r>
+      <w:r>
+        <w:t xml:space="preserve">17658 (Bankr. W.D. Okla., August 7, 2002).</w:t>
       </w:r>
     </w:p>
     <w:p>
@@ -1052,7 +1433,7 @@
         <w:tab/>
       </w:r>
       <w:r>
-        <w:t xml:space="preserve">Debtor believes that substantially all of the amounts Debtor seeks to pay are either entitled to priority claim status under Sections 503, 507(a)(4), and 507(a)(5) (with the exceptions cited herein). Thus, granting the relief sought herein only would affect the timing of payment, and not the amount, of these obligations to Debtor’s employees to the extent they constitute priority claims.</w:t>
+        <w:t xml:space="preserve">Debtor believes that substantially all of the amounts Debtor seeks to pay are either entitled to priority claim status under Sections 503, 507(a)⁠(4), and 507(a)⁠(5) (with the exceptions cited herein). Thus, granting the relief sought herein only would affect the timing of payment, and not the amount, of these obligations to Debtor’s employees to the extent they constitute priority claims.</w:t>
       </w:r>
     </w:p>
     <w:p>
@@ -1121,34 +1502,30 @@
     </w:p>
     <w:p>
       <w:pPr>
-        <w:pStyle w:val="IndentedParagraph"/>
-      </w:pPr>
-      <w:r>
-        <w:t xml:space="preserve">WHEREFORE, the Debtor, Foods, Inc. dba Dahl’s Foods, requests that this Court enter an Order (i) authorizing Debtor to make payments of all amounts due on account of employee obligations that accrued prepetition; (ii) authorizing Debtor to honor any other terms and conditions of the employment of their employees; (iii) authorizing Debtor’s banks to honor such checks and transfers as necessary to effectuate the relief requested herein; and (iv) granting such other relief as this Court may deem just and equitable under the circumstances.</w:t>
-      </w:r>
-    </w:p>
-    <w:p>
-      <w:pPr>
-        <w:pStyle w:val="BodyText"/>
+        <w:pStyle w:val="Conclusion"/>
+      </w:pPr>
+      <w:r>
+        <w:t xml:space="preserve">WHEREFORE, the Debtor, Foods, Inc. dba Dahl’s Foods, requests that this Court enter an Order (i) authorizing Debtor to make payments of all amounts due on account of employee obligations that accrued prepetition; (ii) authorizing Debtor to honor any other terms and conditions of the employment of their employees; (iii) authorizing Debtor’s banks to honor such checks and transfers as necessary to effectuate the relief requested herein; and (iv) granting such other relief as this Court may deem just and equitable under the circumstances.</w:t>
+      </w:r>
+    </w:p>
+    <w:p>
+      <w:pPr>
+        <w:keepNext/>
+        <w:keepLines/>
+        <w:spacing w:before="0" w:after="0" w:line="480" w:lineRule="exact"/>
       </w:pPr>
     </w:p>
     <w:tbl>
       <w:tblPr>
         <w:tblW w:w="9360" w:type="dxa"/>
-        <w:tblBorders>
-          <w:top w:val="nil"/>
-          <w:left w:val="nil"/>
-          <w:bottom w:val="nil"/>
-          <w:right w:val="nil"/>
-          <w:insideH w:val="nil"/>
-          <w:insideV w:val="nil"/>
-        </w:tblBorders>
         <w:tblLayout w:type="fixed"/>
         <w:tblCellMar>
+          <w:top w:w="0" w:type="dxa"/>
           <w:left w:w="0" w:type="dxa"/>
+          <w:bottom w:w="0" w:type="dxa"/>
           <w:right w:w="0" w:type="dxa"/>
         </w:tblCellMar>
-        <w:tblLook w:val="0000"/>
+        <w:tblLook w:val="0000" w:firstRow="0" w:lastRow="0" w:firstColumn="0" w:lastColumn="0" w:noHBand="0" w:noVBand="0"/>
       </w:tblPr>
       <w:tblGrid>
         <w:gridCol w:w="4032"/>
@@ -1165,10 +1542,27 @@
           </w:tcPr>
           <w:p>
             <w:pPr>
-              <w:pStyle w:val="SingleSpaced"/>
+              <w:spacing w:before="0" w:after="0" w:line="280" w:lineRule="exact"/>
+              <w:ind w:left="0" w:firstLine="0"/>
+              <w:jc w:val="left"/>
             </w:pPr>
             <w:r>
-              <w:t xml:space="preserve">Dated: November 9, 2014</w:t>
+              <w:t xml:space="preserve">Dated: </w:t>
+            </w:r>
+            <w:r>
+              <w:t xml:space="preserve">November</w:t>
+            </w:r>
+            <w:r>
+              <w:t xml:space="preserve"> </w:t>
+            </w:r>
+            <w:r>
+              <w:t xml:space="preserve">9,</w:t>
+            </w:r>
+            <w:r>
+              <w:t xml:space="preserve"> </w:t>
+            </w:r>
+            <w:r>
+              <w:t xml:space="preserve">2014</w:t>
             </w:r>
           </w:p>
         </w:tc>
@@ -1178,7 +1572,9 @@
           </w:tcPr>
           <w:p>
             <w:pPr>
-              <w:pStyle w:val="SingleSpaced"/>
+              <w:spacing w:before="0" w:after="0" w:line="280" w:lineRule="exact"/>
+              <w:ind w:left="0" w:firstLine="0"/>
+              <w:jc w:val="left"/>
             </w:pPr>
           </w:p>
         </w:tc>
@@ -1188,8 +1584,9 @@
           </w:tcPr>
           <w:p>
             <w:pPr>
-              <w:pStyle w:val="SingleSpaced"/>
-              <w:spacing w:before="0" w:after="120" w:line="240" w:lineRule="auto"/>
+              <w:spacing w:before="0" w:after="0" w:line="280" w:lineRule="exact"/>
+              <w:ind w:left="0" w:firstLine="0"/>
+              <w:jc w:val="left"/>
             </w:pPr>
             <w:r>
               <w:t xml:space="preserve">/s/ Jeffrey D. Goetz</w:t>
@@ -1197,62 +1594,189 @@
           </w:p>
           <w:p>
             <w:pPr>
-              <w:pStyle w:val="SingleSpaced"/>
-              <w:spacing w:before="0" w:after="120" w:line="240" w:lineRule="auto"/>
+              <w:spacing w:before="0" w:after="0" w:line="280" w:lineRule="exact"/>
+              <w:ind w:left="0" w:firstLine="0"/>
+              <w:jc w:val="left"/>
             </w:pPr>
             <w:r>
-              <w:t xml:space="preserve">Jeffrey D. Goetz, Esq, IS #9999366</w:t>
+              <w:t xml:space="preserve">Jeffrey</w:t>
+            </w:r>
+            <w:r>
+              <w:t xml:space="preserve"> </w:t>
+            </w:r>
+            <w:r>
+              <w:t xml:space="preserve">D.</w:t>
+            </w:r>
+            <w:r>
+              <w:t xml:space="preserve"> </w:t>
+            </w:r>
+            <w:r>
+              <w:t xml:space="preserve">Goetz,</w:t>
+            </w:r>
+            <w:r>
+              <w:t xml:space="preserve"> </w:t>
+            </w:r>
+            <w:r>
+              <w:t xml:space="preserve">Esq,</w:t>
+            </w:r>
+            <w:r>
+              <w:t xml:space="preserve"> </w:t>
+            </w:r>
+            <w:r>
+              <w:t xml:space="preserve">IS</w:t>
+            </w:r>
+            <w:r>
+              <w:t xml:space="preserve"> </w:t>
+            </w:r>
+            <w:r>
+              <w:t xml:space="preserve">#9999366</w:t>
             </w:r>
           </w:p>
           <w:p>
             <w:pPr>
-              <w:pStyle w:val="SingleSpaced"/>
-              <w:spacing w:before="0" w:after="120" w:line="240" w:lineRule="auto"/>
+              <w:spacing w:before="0" w:after="0" w:line="280" w:lineRule="exact"/>
+              <w:ind w:left="0" w:firstLine="0"/>
+              <w:jc w:val="left"/>
             </w:pPr>
             <w:r>
-              <w:t xml:space="preserve">Bradshaw Fowler Proctor &amp; Fairgrave, PC</w:t>
+              <w:t xml:space="preserve">Bradshaw</w:t>
+            </w:r>
+            <w:r>
+              <w:t xml:space="preserve"> </w:t>
+            </w:r>
+            <w:r>
+              <w:t xml:space="preserve">Fowler</w:t>
+            </w:r>
+            <w:r>
+              <w:t xml:space="preserve"> </w:t>
+            </w:r>
+            <w:r>
+              <w:t xml:space="preserve">Proctor</w:t>
+            </w:r>
+            <w:r>
+              <w:t xml:space="preserve"> </w:t>
+            </w:r>
+            <w:r>
+              <w:t xml:space="preserve">&amp;</w:t>
+            </w:r>
+            <w:r>
+              <w:t xml:space="preserve"> </w:t>
+            </w:r>
+            <w:r>
+              <w:t xml:space="preserve">Fairgrave,</w:t>
+            </w:r>
+            <w:r>
+              <w:t xml:space="preserve"> </w:t>
+            </w:r>
+            <w:r>
+              <w:t xml:space="preserve">PC</w:t>
             </w:r>
           </w:p>
           <w:p>
             <w:pPr>
-              <w:pStyle w:val="SingleSpaced"/>
-              <w:spacing w:before="0" w:after="120" w:line="240" w:lineRule="auto"/>
+              <w:spacing w:before="0" w:after="0" w:line="280" w:lineRule="exact"/>
+              <w:ind w:left="0" w:firstLine="0"/>
+              <w:jc w:val="left"/>
             </w:pPr>
             <w:r>
-              <w:t xml:space="preserve">801 Grand, Suite 3700</w:t>
+              <w:t xml:space="preserve">801</w:t>
+            </w:r>
+            <w:r>
+              <w:t xml:space="preserve"> </w:t>
+            </w:r>
+            <w:r>
+              <w:t xml:space="preserve">Grand,</w:t>
+            </w:r>
+            <w:r>
+              <w:t xml:space="preserve"> </w:t>
+            </w:r>
+            <w:r>
+              <w:t xml:space="preserve">Suite</w:t>
+            </w:r>
+            <w:r>
+              <w:t xml:space="preserve"> </w:t>
+            </w:r>
+            <w:r>
+              <w:t xml:space="preserve">3700</w:t>
             </w:r>
           </w:p>
           <w:p>
             <w:pPr>
-              <w:pStyle w:val="SingleSpaced"/>
-              <w:spacing w:before="0" w:after="120" w:line="240" w:lineRule="auto"/>
+              <w:spacing w:before="0" w:after="0" w:line="280" w:lineRule="exact"/>
+              <w:ind w:left="0" w:firstLine="0"/>
+              <w:jc w:val="left"/>
             </w:pPr>
             <w:r>
-              <w:t xml:space="preserve">Des Moines, IA 50309-8004</w:t>
+              <w:t xml:space="preserve">Des</w:t>
+            </w:r>
+            <w:r>
+              <w:t xml:space="preserve"> </w:t>
+            </w:r>
+            <w:r>
+              <w:t xml:space="preserve">Moines,</w:t>
+            </w:r>
+            <w:r>
+              <w:t xml:space="preserve"> </w:t>
+            </w:r>
+            <w:r>
+              <w:t xml:space="preserve">IA</w:t>
+            </w:r>
+            <w:r>
+              <w:t xml:space="preserve"> </w:t>
+            </w:r>
+            <w:r>
+              <w:t xml:space="preserve">50309</w:t>
+              <w:noBreakHyphen/>
+              <w:t xml:space="preserve">8004</w:t>
             </w:r>
           </w:p>
           <w:p>
             <w:pPr>
-              <w:pStyle w:val="SingleSpaced"/>
-              <w:spacing w:before="0" w:after="120" w:line="240" w:lineRule="auto"/>
+              <w:spacing w:before="0" w:after="0" w:line="280" w:lineRule="exact"/>
+              <w:ind w:left="0" w:firstLine="0"/>
+              <w:jc w:val="left"/>
             </w:pPr>
             <w:r>
-              <w:t xml:space="preserve">515/ 243-4191</w:t>
+              <w:t xml:space="preserve">515/</w:t>
+            </w:r>
+            <w:r>
+              <w:t xml:space="preserve"> </w:t>
+            </w:r>
+            <w:r>
+              <w:t xml:space="preserve">243</w:t>
+              <w:noBreakHyphen/>
+              <w:t xml:space="preserve">4191</w:t>
             </w:r>
           </w:p>
           <w:p>
             <w:pPr>
-              <w:pStyle w:val="SingleSpaced"/>
-              <w:spacing w:before="0" w:after="120" w:line="240" w:lineRule="auto"/>
+              <w:spacing w:before="0" w:after="0" w:line="280" w:lineRule="exact"/>
+              <w:ind w:left="0" w:firstLine="0"/>
+              <w:jc w:val="left"/>
             </w:pPr>
             <w:r>
-              <w:t xml:space="preserve">515/ 246-5808 fax</w:t>
+              <w:t xml:space="preserve">515/</w:t>
+            </w:r>
+            <w:r>
+              <w:t xml:space="preserve"> </w:t>
+            </w:r>
+            <w:r>
+              <w:t xml:space="preserve">246</w:t>
+              <w:noBreakHyphen/>
+              <w:t xml:space="preserve">5808</w:t>
+            </w:r>
+            <w:r>
+              <w:t xml:space="preserve"> </w:t>
+            </w:r>
+            <w:r>
+              <w:t xml:space="preserve">fax</w:t>
             </w:r>
           </w:p>
           <w:p>
             <w:pPr>
-              <w:pStyle w:val="SingleSpaced"/>
-              <w:spacing w:before="0" w:after="120" w:line="240" w:lineRule="auto"/>
+              <w:spacing w:before="0" w:after="0" w:line="280" w:lineRule="exact"/>
+              <w:ind w:left="0" w:firstLine="0"/>
+              <w:jc w:val="left"/>
             </w:pPr>
             <w:r>
               <w:t xml:space="preserve">goetz.jeffrey@bradshawlaw.com</w:t>
@@ -1260,11 +1784,66 @@
           </w:p>
           <w:p>
             <w:pPr>
-              <w:pStyle w:val="SingleSpaced"/>
-              <w:spacing w:before="0" w:after="0" w:line="240" w:lineRule="auto"/>
+              <w:spacing w:before="0" w:after="0" w:line="280" w:lineRule="exact"/>
+              <w:ind w:left="0" w:firstLine="0"/>
+              <w:jc w:val="left"/>
             </w:pPr>
             <w:r>
-              <w:t xml:space="preserve">Proposed General Reorganization Counsel for Foods, Inc. dba Dahl’s Foods</w:t>
+              <w:t xml:space="preserve">Proposed</w:t>
+            </w:r>
+            <w:r>
+              <w:t xml:space="preserve"> </w:t>
+            </w:r>
+            <w:r>
+              <w:t xml:space="preserve">General</w:t>
+            </w:r>
+            <w:r>
+              <w:t xml:space="preserve"> </w:t>
+            </w:r>
+            <w:r>
+              <w:t xml:space="preserve">Reorganization</w:t>
+            </w:r>
+            <w:r>
+              <w:t xml:space="preserve"> </w:t>
+            </w:r>
+            <w:r>
+              <w:t xml:space="preserve">Counsel</w:t>
+            </w:r>
+            <w:r>
+              <w:t xml:space="preserve"> </w:t>
+            </w:r>
+            <w:r>
+              <w:t xml:space="preserve">for</w:t>
+            </w:r>
+            <w:r>
+              <w:t xml:space="preserve"> </w:t>
+            </w:r>
+            <w:r>
+              <w:t xml:space="preserve">Foods,</w:t>
+            </w:r>
+            <w:r>
+              <w:t xml:space="preserve"> </w:t>
+            </w:r>
+            <w:r>
+              <w:t xml:space="preserve">Inc.</w:t>
+            </w:r>
+            <w:r>
+              <w:t xml:space="preserve"> </w:t>
+            </w:r>
+            <w:r>
+              <w:t xml:space="preserve">dba</w:t>
+            </w:r>
+            <w:r>
+              <w:t xml:space="preserve"> </w:t>
+            </w:r>
+            <w:r>
+              <w:t xml:space="preserve">Dahl’s</w:t>
+            </w:r>
+            <w:r>
+              <w:t xml:space="preserve"> </w:t>
+            </w:r>
+            <w:r>
+              <w:t xml:space="preserve">Foods</w:t>
             </w:r>
           </w:p>
         </w:tc>
@@ -1272,24 +1851,89 @@
     </w:tbl>
     <w:p>
       <w:pPr>
-        <w:pStyle w:val="Heading1"/>
-        <w:spacing w:before="480" w:after="240" w:line="240" w:lineRule="auto"/>
-      </w:pPr>
-      <w:r>
+        <w:spacing w:before="0" w:after="0" w:line="480" w:lineRule="exact"/>
+      </w:pPr>
+    </w:p>
+    <w:p>
+      <w:pPr>
+        <w:keepNext/>
+        <w:keepLines/>
+        <w:spacing w:before="0" w:after="240" w:line="280" w:lineRule="exact"/>
+        <w:ind w:left="0" w:firstLine="0"/>
+        <w:jc w:val="center"/>
+      </w:pPr>
+      <w:r>
+        <w:rPr>
+          <w:b/>
+          <w:bCs/>
+        </w:rPr>
         <w:t xml:space="preserve">VERIFICATION BY COUNSEL FOR DEBTOR</w:t>
       </w:r>
     </w:p>
     <w:p>
       <w:pPr>
-        <w:pStyle w:val="IndentedParagraph"/>
-      </w:pPr>
-      <w:r>
-        <w:t xml:space="preserve">I, Jeffrey D. Goetz, Esq., declare as follows:</w:t>
-      </w:r>
-    </w:p>
-    <w:p>
-      <w:pPr>
-        <w:pStyle w:val="NumberedParagraph"/>
+        <w:keepNext/>
+        <w:keepLines/>
+        <w:spacing w:before="0" w:after="0" w:line="480" w:lineRule="exact"/>
+        <w:ind w:left="0" w:firstLine="720"/>
+        <w:jc w:val="left"/>
+      </w:pPr>
+      <w:r>
+        <w:t xml:space="preserve">I,</w:t>
+      </w:r>
+      <w:r>
+        <w:t xml:space="preserve"> </w:t>
+      </w:r>
+      <w:r>
+        <w:t xml:space="preserve">Jeffrey</w:t>
+      </w:r>
+      <w:r>
+        <w:t xml:space="preserve"> </w:t>
+      </w:r>
+      <w:r>
+        <w:t xml:space="preserve">D.</w:t>
+      </w:r>
+      <w:r>
+        <w:t xml:space="preserve"> </w:t>
+      </w:r>
+      <w:r>
+        <w:t xml:space="preserve">Goetz,</w:t>
+      </w:r>
+      <w:r>
+        <w:t xml:space="preserve"> </w:t>
+      </w:r>
+      <w:r>
+        <w:t xml:space="preserve">Esq.,</w:t>
+      </w:r>
+      <w:r>
+        <w:t xml:space="preserve"> </w:t>
+      </w:r>
+      <w:r>
+        <w:t xml:space="preserve">declare</w:t>
+      </w:r>
+      <w:r>
+        <w:t xml:space="preserve"> </w:t>
+      </w:r>
+      <w:r>
+        <w:t xml:space="preserve">as</w:t>
+      </w:r>
+      <w:r>
+        <w:t xml:space="preserve"> </w:t>
+      </w:r>
+      <w:r>
+        <w:t xml:space="preserve">follows:</w:t>
+      </w:r>
+    </w:p>
+    <w:p>
+      <w:pPr>
+        <w:keepNext/>
+        <w:keepLines/>
+        <w:tabs>
+          <w:tab w:val="left" w:pos="1440"/>
+        </w:tabs>
+        <w:spacing w:before="0" w:after="0" w:line="480" w:lineRule="exact"/>
+        <w:ind w:left="0" w:firstLine="720"/>
+        <w:jc w:val="left"/>
       </w:pPr>
       <w:r>
         <w:t xml:space="preserve">1.</w:t>
@@ -1298,12 +1942,193 @@
         <w:tab/>
       </w:r>
       <w:r>
-        <w:t xml:space="preserve">The matters stated in this Declaration are true and correct and within my own personal knowledge and belief. If called as a witness, I could and would competently testify hereto.</w:t>
-      </w:r>
-    </w:p>
-    <w:p>
-      <w:pPr>
-        <w:pStyle w:val="NumberedParagraph"/>
+        <w:t xml:space="preserve">The</w:t>
+      </w:r>
+      <w:r>
+        <w:t xml:space="preserve"> </w:t>
+      </w:r>
+      <w:r>
+        <w:t xml:space="preserve">matters</w:t>
+      </w:r>
+      <w:r>
+        <w:t xml:space="preserve"> </w:t>
+      </w:r>
+      <w:r>
+        <w:t xml:space="preserve">stated</w:t>
+      </w:r>
+      <w:r>
+        <w:t xml:space="preserve"> </w:t>
+      </w:r>
+      <w:r>
+        <w:t xml:space="preserve">in</w:t>
+      </w:r>
+      <w:r>
+        <w:t xml:space="preserve"> </w:t>
+      </w:r>
+      <w:r>
+        <w:t xml:space="preserve">this</w:t>
+      </w:r>
+      <w:r>
+        <w:t xml:space="preserve"> </w:t>
+      </w:r>
+      <w:r>
+        <w:t xml:space="preserve">Declaration</w:t>
+      </w:r>
+      <w:r>
+        <w:t xml:space="preserve"> </w:t>
+      </w:r>
+      <w:r>
+        <w:t xml:space="preserve">are</w:t>
+      </w:r>
+      <w:r>
+        <w:t xml:space="preserve"> </w:t>
+      </w:r>
+      <w:r>
+        <w:t xml:space="preserve">true</w:t>
+      </w:r>
+      <w:r>
+        <w:t xml:space="preserve"> </w:t>
+      </w:r>
+      <w:r>
+        <w:t xml:space="preserve">and</w:t>
+      </w:r>
+      <w:r>
+        <w:t xml:space="preserve"> </w:t>
+      </w:r>
+      <w:r>
+        <w:t xml:space="preserve">correct</w:t>
+      </w:r>
+      <w:r>
+        <w:t xml:space="preserve"> </w:t>
+      </w:r>
+      <w:r>
+        <w:t xml:space="preserve">and</w:t>
+      </w:r>
+      <w:r>
+        <w:t xml:space="preserve"> </w:t>
+      </w:r>
+      <w:r>
+        <w:t xml:space="preserve">within</w:t>
+      </w:r>
+      <w:r>
+        <w:t xml:space="preserve"> </w:t>
+      </w:r>
+      <w:r>
+        <w:t xml:space="preserve">my</w:t>
+      </w:r>
+      <w:r>
+        <w:t xml:space="preserve"> </w:t>
+      </w:r>
+      <w:r>
+        <w:t xml:space="preserve">own</w:t>
+      </w:r>
+      <w:r>
+        <w:t xml:space="preserve"> </w:t>
+      </w:r>
+      <w:r>
+        <w:t xml:space="preserve">personal</w:t>
+      </w:r>
+      <w:r>
+        <w:t xml:space="preserve"> </w:t>
+      </w:r>
+      <w:r>
+        <w:t xml:space="preserve">knowledge</w:t>
+      </w:r>
+      <w:r>
+        <w:t xml:space="preserve"> </w:t>
+      </w:r>
+      <w:r>
+        <w:t xml:space="preserve">and</w:t>
+      </w:r>
+      <w:r>
+        <w:t xml:space="preserve"> </w:t>
+      </w:r>
+      <w:r>
+        <w:t xml:space="preserve">belief.</w:t>
+      </w:r>
+      <w:r>
+        <w:t xml:space="preserve"> </w:t>
+      </w:r>
+      <w:r>
+        <w:t xml:space="preserve">If</w:t>
+      </w:r>
+      <w:r>
+        <w:t xml:space="preserve"> </w:t>
+      </w:r>
+      <w:r>
+        <w:t xml:space="preserve">called</w:t>
+      </w:r>
+      <w:r>
+        <w:t xml:space="preserve"> </w:t>
+      </w:r>
+      <w:r>
+        <w:t xml:space="preserve">as</w:t>
+      </w:r>
+      <w:r>
+        <w:t xml:space="preserve"> </w:t>
+      </w:r>
+      <w:r>
+        <w:t xml:space="preserve">a</w:t>
+      </w:r>
+      <w:r>
+        <w:t xml:space="preserve"> </w:t>
+      </w:r>
+      <w:r>
+        <w:t xml:space="preserve">witness,</w:t>
+      </w:r>
+      <w:r>
+        <w:t xml:space="preserve"> </w:t>
+      </w:r>
+      <w:r>
+        <w:t xml:space="preserve">I</w:t>
+      </w:r>
+      <w:r>
+        <w:t xml:space="preserve"> </w:t>
+      </w:r>
+      <w:r>
+        <w:t xml:space="preserve">could</w:t>
+      </w:r>
+      <w:r>
+        <w:t xml:space="preserve"> </w:t>
+      </w:r>
+      <w:r>
+        <w:t xml:space="preserve">and</w:t>
+      </w:r>
+      <w:r>
+        <w:t xml:space="preserve"> </w:t>
+      </w:r>
+      <w:r>
+        <w:t xml:space="preserve">would</w:t>
+      </w:r>
+      <w:r>
+        <w:t xml:space="preserve"> </w:t>
+      </w:r>
+      <w:r>
+        <w:t xml:space="preserve">competently</w:t>
+      </w:r>
+      <w:r>
+        <w:t xml:space="preserve"> </w:t>
+      </w:r>
+      <w:r>
+        <w:t xml:space="preserve">testify</w:t>
+      </w:r>
+      <w:r>
+        <w:t xml:space="preserve"> </w:t>
+      </w:r>
+      <w:r>
+        <w:t xml:space="preserve">hereto.</w:t>
+      </w:r>
+    </w:p>
+    <w:p>
+      <w:pPr>
+        <w:keepNext/>
+        <w:keepLines/>
+        <w:tabs>
+          <w:tab w:val="left" w:pos="1440"/>
+        </w:tabs>
+        <w:spacing w:before="0" w:after="0" w:line="480" w:lineRule="exact"/>
+        <w:ind w:left="0" w:firstLine="720"/>
+        <w:jc w:val="left"/>
       </w:pPr>
       <w:r>
         <w:t xml:space="preserve">2.</w:t>
@@ -1312,12 +2137,307 @@
         <w:tab/>
       </w:r>
       <w:r>
-        <w:t xml:space="preserve">I am an attorney licensed to practice law before this court and am the proposed General Reorganization Counsel for the Debtor. I am duly admitted to practice law in the courts of the State of Iowa and in the United States District Court for the Southern District of Iowa.</w:t>
-      </w:r>
-    </w:p>
-    <w:p>
-      <w:pPr>
-        <w:pStyle w:val="NumberedParagraph"/>
+        <w:t xml:space="preserve">I</w:t>
+      </w:r>
+      <w:r>
+        <w:t xml:space="preserve"> </w:t>
+      </w:r>
+      <w:r>
+        <w:t xml:space="preserve">am</w:t>
+      </w:r>
+      <w:r>
+        <w:t xml:space="preserve"> </w:t>
+      </w:r>
+      <w:r>
+        <w:t xml:space="preserve">an</w:t>
+      </w:r>
+      <w:r>
+        <w:t xml:space="preserve"> </w:t>
+      </w:r>
+      <w:r>
+        <w:t xml:space="preserve">attorney</w:t>
+      </w:r>
+      <w:r>
+        <w:t xml:space="preserve"> </w:t>
+      </w:r>
+      <w:r>
+        <w:t xml:space="preserve">licensed</w:t>
+      </w:r>
+      <w:r>
+        <w:t xml:space="preserve"> </w:t>
+      </w:r>
+      <w:r>
+        <w:t xml:space="preserve">to</w:t>
+      </w:r>
+      <w:r>
+        <w:t xml:space="preserve"> </w:t>
+      </w:r>
+      <w:r>
+        <w:t xml:space="preserve">practice</w:t>
+      </w:r>
+      <w:r>
+        <w:t xml:space="preserve"> </w:t>
+      </w:r>
+      <w:r>
+        <w:t xml:space="preserve">law</w:t>
+      </w:r>
+      <w:r>
+        <w:t xml:space="preserve"> </w:t>
+      </w:r>
+      <w:r>
+        <w:t xml:space="preserve">before</w:t>
+      </w:r>
+      <w:r>
+        <w:t xml:space="preserve"> </w:t>
+      </w:r>
+      <w:r>
+        <w:t xml:space="preserve">this</w:t>
+      </w:r>
+      <w:r>
+        <w:t xml:space="preserve"> </w:t>
+      </w:r>
+      <w:r>
+        <w:t xml:space="preserve">court</w:t>
+      </w:r>
+      <w:r>
+        <w:t xml:space="preserve"> </w:t>
+      </w:r>
+      <w:r>
+        <w:t xml:space="preserve">and</w:t>
+      </w:r>
+      <w:r>
+        <w:t xml:space="preserve"> </w:t>
+      </w:r>
+      <w:r>
+        <w:t xml:space="preserve">am</w:t>
+      </w:r>
+      <w:r>
+        <w:t xml:space="preserve"> </w:t>
+      </w:r>
+      <w:r>
+        <w:t xml:space="preserve">the</w:t>
+      </w:r>
+      <w:r>
+        <w:t xml:space="preserve"> </w:t>
+      </w:r>
+      <w:r>
+        <w:t xml:space="preserve">proposed</w:t>
+      </w:r>
+      <w:r>
+        <w:t xml:space="preserve"> </w:t>
+      </w:r>
+      <w:r>
+        <w:t xml:space="preserve">General</w:t>
+      </w:r>
+      <w:r>
+        <w:t xml:space="preserve"> </w:t>
+      </w:r>
+      <w:r>
+        <w:t xml:space="preserve">Reorganization</w:t>
+      </w:r>
+      <w:r>
+        <w:t xml:space="preserve"> </w:t>
+      </w:r>
+      <w:r>
+        <w:t xml:space="preserve">Counsel</w:t>
+      </w:r>
+      <w:r>
+        <w:t xml:space="preserve"> </w:t>
+      </w:r>
+      <w:r>
+        <w:t xml:space="preserve">for</w:t>
+      </w:r>
+      <w:r>
+        <w:t xml:space="preserve"> </w:t>
+      </w:r>
+      <w:r>
+        <w:t xml:space="preserve">the</w:t>
+      </w:r>
+      <w:r>
+        <w:t xml:space="preserve"> </w:t>
+      </w:r>
+      <w:r>
+        <w:t xml:space="preserve">Debtor.</w:t>
+      </w:r>
+      <w:r>
+        <w:t xml:space="preserve"> </w:t>
+      </w:r>
+      <w:r>
+        <w:t xml:space="preserve">I</w:t>
+      </w:r>
+      <w:r>
+        <w:t xml:space="preserve"> </w:t>
+      </w:r>
+      <w:r>
+        <w:t xml:space="preserve">am</w:t>
+      </w:r>
+      <w:r>
+        <w:t xml:space="preserve"> </w:t>
+      </w:r>
+      <w:r>
+        <w:t xml:space="preserve">duly</w:t>
+      </w:r>
+      <w:r>
+        <w:t xml:space="preserve"> </w:t>
+      </w:r>
+      <w:r>
+        <w:t xml:space="preserve">admitted</w:t>
+      </w:r>
+      <w:r>
+        <w:t xml:space="preserve"> </w:t>
+      </w:r>
+      <w:r>
+        <w:t xml:space="preserve">to</w:t>
+      </w:r>
+      <w:r>
+        <w:t xml:space="preserve"> </w:t>
+      </w:r>
+      <w:r>
+        <w:t xml:space="preserve">practice</w:t>
+      </w:r>
+      <w:r>
+        <w:t xml:space="preserve"> </w:t>
+      </w:r>
+      <w:r>
+        <w:t xml:space="preserve">law</w:t>
+      </w:r>
+      <w:r>
+        <w:t xml:space="preserve"> </w:t>
+      </w:r>
+      <w:r>
+        <w:t xml:space="preserve">in</w:t>
+      </w:r>
+      <w:r>
+        <w:t xml:space="preserve"> </w:t>
+      </w:r>
+      <w:r>
+        <w:t xml:space="preserve">the</w:t>
+      </w:r>
+      <w:r>
+        <w:t xml:space="preserve"> </w:t>
+      </w:r>
+      <w:r>
+        <w:t xml:space="preserve">courts</w:t>
+      </w:r>
+      <w:r>
+        <w:t xml:space="preserve"> </w:t>
+      </w:r>
+      <w:r>
+        <w:t xml:space="preserve">of</w:t>
+      </w:r>
+      <w:r>
+        <w:t xml:space="preserve"> </w:t>
+      </w:r>
+      <w:r>
+        <w:t xml:space="preserve">the</w:t>
+      </w:r>
+      <w:r>
+        <w:t xml:space="preserve"> </w:t>
+      </w:r>
+      <w:r>
+        <w:t xml:space="preserve">State</w:t>
+      </w:r>
+      <w:r>
+        <w:t xml:space="preserve"> </w:t>
+      </w:r>
+      <w:r>
+        <w:t xml:space="preserve">of</w:t>
+      </w:r>
+      <w:r>
+        <w:t xml:space="preserve"> </w:t>
+      </w:r>
+      <w:r>
+        <w:t xml:space="preserve">Iowa</w:t>
+      </w:r>
+      <w:r>
+        <w:t xml:space="preserve"> </w:t>
+      </w:r>
+      <w:r>
+        <w:t xml:space="preserve">and</w:t>
+      </w:r>
+      <w:r>
+        <w:t xml:space="preserve"> </w:t>
+      </w:r>
+      <w:r>
+        <w:t xml:space="preserve">in</w:t>
+      </w:r>
+      <w:r>
+        <w:t xml:space="preserve"> </w:t>
+      </w:r>
+      <w:r>
+        <w:t xml:space="preserve">the</w:t>
+      </w:r>
+      <w:r>
+        <w:t xml:space="preserve"> </w:t>
+      </w:r>
+      <w:r>
+        <w:t xml:space="preserve">United</w:t>
+      </w:r>
+      <w:r>
+        <w:t xml:space="preserve"> </w:t>
+      </w:r>
+      <w:r>
+        <w:t xml:space="preserve">States</w:t>
+      </w:r>
+      <w:r>
+        <w:t xml:space="preserve"> </w:t>
+      </w:r>
+      <w:r>
+        <w:t xml:space="preserve">District</w:t>
+      </w:r>
+      <w:r>
+        <w:t xml:space="preserve"> </w:t>
+      </w:r>
+      <w:r>
+        <w:t xml:space="preserve">Court</w:t>
+      </w:r>
+      <w:r>
+        <w:t xml:space="preserve"> </w:t>
+      </w:r>
+      <w:r>
+        <w:t xml:space="preserve">for</w:t>
+      </w:r>
+      <w:r>
+        <w:t xml:space="preserve"> </w:t>
+      </w:r>
+      <w:r>
+        <w:t xml:space="preserve">the</w:t>
+      </w:r>
+      <w:r>
+        <w:t xml:space="preserve"> </w:t>
+      </w:r>
+      <w:r>
+        <w:t xml:space="preserve">Southern</w:t>
+      </w:r>
+      <w:r>
+        <w:t xml:space="preserve"> </w:t>
+      </w:r>
+      <w:r>
+        <w:t xml:space="preserve">District</w:t>
+      </w:r>
+      <w:r>
+        <w:t xml:space="preserve"> </w:t>
+      </w:r>
+      <w:r>
+        <w:t xml:space="preserve">of</w:t>
+      </w:r>
+      <w:r>
+        <w:t xml:space="preserve"> </w:t>
+      </w:r>
+      <w:r>
+        <w:t xml:space="preserve">Iowa.</w:t>
+      </w:r>
+    </w:p>
+    <w:p>
+      <w:pPr>
+        <w:keepNext/>
+        <w:keepLines/>
+        <w:tabs>
+          <w:tab w:val="left" w:pos="1440"/>
+        </w:tabs>
+        <w:spacing w:before="0" w:after="0" w:line="480" w:lineRule="exact"/>
+        <w:ind w:left="0" w:firstLine="720"/>
+        <w:jc w:val="left"/>
       </w:pPr>
       <w:r>
         <w:t xml:space="preserve">3.</w:t>
@@ -1326,39 +2446,477 @@
         <w:tab/>
       </w:r>
       <w:r>
-        <w:t xml:space="preserve">I have personal knowledge of the facts set forth in the foregoing Motion and, if called upon as a witness, I could and would competently testify as to all of the matters stated therein.</w:t>
-      </w:r>
-    </w:p>
-    <w:p>
-      <w:pPr>
-        <w:pStyle w:val="IndentedParagraph"/>
-      </w:pPr>
-      <w:r>
-        <w:t xml:space="preserve">I declare under penalty of perjury under the laws of the State of Iowa and the laws of the United States that the foregoing is true and correct and is executed this 9th day of November 2014 at Des Moines, Iowa.</w:t>
-      </w:r>
-    </w:p>
-    <w:p>
-      <w:pPr>
-        <w:pStyle w:val="BodyText"/>
+        <w:t xml:space="preserve">I</w:t>
+      </w:r>
+      <w:r>
+        <w:t xml:space="preserve"> </w:t>
+      </w:r>
+      <w:r>
+        <w:t xml:space="preserve">have</w:t>
+      </w:r>
+      <w:r>
+        <w:t xml:space="preserve"> </w:t>
+      </w:r>
+      <w:r>
+        <w:t xml:space="preserve">personal</w:t>
+      </w:r>
+      <w:r>
+        <w:t xml:space="preserve"> </w:t>
+      </w:r>
+      <w:r>
+        <w:t xml:space="preserve">knowledge</w:t>
+      </w:r>
+      <w:r>
+        <w:t xml:space="preserve"> </w:t>
+      </w:r>
+      <w:r>
+        <w:t xml:space="preserve">of</w:t>
+      </w:r>
+      <w:r>
+        <w:t xml:space="preserve"> </w:t>
+      </w:r>
+      <w:r>
+        <w:t xml:space="preserve">the</w:t>
+      </w:r>
+      <w:r>
+        <w:t xml:space="preserve"> </w:t>
+      </w:r>
+      <w:r>
+        <w:t xml:space="preserve">facts</w:t>
+      </w:r>
+      <w:r>
+        <w:t xml:space="preserve"> </w:t>
+      </w:r>
+      <w:r>
+        <w:t xml:space="preserve">set</w:t>
+      </w:r>
+      <w:r>
+        <w:t xml:space="preserve"> </w:t>
+      </w:r>
+      <w:r>
+        <w:t xml:space="preserve">forth</w:t>
+      </w:r>
+      <w:r>
+        <w:t xml:space="preserve"> </w:t>
+      </w:r>
+      <w:r>
+        <w:t xml:space="preserve">in</w:t>
+      </w:r>
+      <w:r>
+        <w:t xml:space="preserve"> </w:t>
+      </w:r>
+      <w:r>
+        <w:t xml:space="preserve">the</w:t>
+      </w:r>
+      <w:r>
+        <w:t xml:space="preserve"> </w:t>
+      </w:r>
+      <w:r>
+        <w:t xml:space="preserve">foregoing</w:t>
+      </w:r>
+      <w:r>
+        <w:t xml:space="preserve"> </w:t>
+      </w:r>
+      <w:r>
+        <w:t xml:space="preserve">Motion</w:t>
+      </w:r>
+      <w:r>
+        <w:t xml:space="preserve"> </w:t>
+      </w:r>
+      <w:r>
+        <w:t xml:space="preserve">and,</w:t>
+      </w:r>
+      <w:r>
+        <w:t xml:space="preserve"> </w:t>
+      </w:r>
+      <w:r>
+        <w:t xml:space="preserve">if</w:t>
+      </w:r>
+      <w:r>
+        <w:t xml:space="preserve"> </w:t>
+      </w:r>
+      <w:r>
+        <w:t xml:space="preserve">called</w:t>
+      </w:r>
+      <w:r>
+        <w:t xml:space="preserve"> </w:t>
+      </w:r>
+      <w:r>
+        <w:t xml:space="preserve">upon</w:t>
+      </w:r>
+      <w:r>
+        <w:t xml:space="preserve"> </w:t>
+      </w:r>
+      <w:r>
+        <w:t xml:space="preserve">as</w:t>
+      </w:r>
+      <w:r>
+        <w:t xml:space="preserve"> </w:t>
+      </w:r>
+      <w:r>
+        <w:t xml:space="preserve">a</w:t>
+      </w:r>
+      <w:r>
+        <w:t xml:space="preserve"> </w:t>
+      </w:r>
+      <w:r>
+        <w:t xml:space="preserve">witness,</w:t>
+      </w:r>
+      <w:r>
+        <w:t xml:space="preserve"> </w:t>
+      </w:r>
+      <w:r>
+        <w:t xml:space="preserve">I</w:t>
+      </w:r>
+      <w:r>
+        <w:t xml:space="preserve"> </w:t>
+      </w:r>
+      <w:r>
+        <w:t xml:space="preserve">could</w:t>
+      </w:r>
+      <w:r>
+        <w:t xml:space="preserve"> </w:t>
+      </w:r>
+      <w:r>
+        <w:t xml:space="preserve">and</w:t>
+      </w:r>
+      <w:r>
+        <w:t xml:space="preserve"> </w:t>
+      </w:r>
+      <w:r>
+        <w:t xml:space="preserve">would</w:t>
+      </w:r>
+      <w:r>
+        <w:t xml:space="preserve"> </w:t>
+      </w:r>
+      <w:r>
+        <w:t xml:space="preserve">competently</w:t>
+      </w:r>
+      <w:r>
+        <w:t xml:space="preserve"> </w:t>
+      </w:r>
+      <w:r>
+        <w:t xml:space="preserve">testify</w:t>
+      </w:r>
+      <w:r>
+        <w:t xml:space="preserve"> </w:t>
+      </w:r>
+      <w:r>
+        <w:t xml:space="preserve">as</w:t>
+      </w:r>
+      <w:r>
+        <w:t xml:space="preserve"> </w:t>
+      </w:r>
+      <w:r>
+        <w:t xml:space="preserve">to</w:t>
+      </w:r>
+      <w:r>
+        <w:t xml:space="preserve"> </w:t>
+      </w:r>
+      <w:r>
+        <w:t xml:space="preserve">all</w:t>
+      </w:r>
+      <w:r>
+        <w:t xml:space="preserve"> </w:t>
+      </w:r>
+      <w:r>
+        <w:t xml:space="preserve">of</w:t>
+      </w:r>
+      <w:r>
+        <w:t xml:space="preserve"> </w:t>
+      </w:r>
+      <w:r>
+        <w:t xml:space="preserve">the</w:t>
+      </w:r>
+      <w:r>
+        <w:t xml:space="preserve"> </w:t>
+      </w:r>
+      <w:r>
+        <w:t xml:space="preserve">matters</w:t>
+      </w:r>
+      <w:r>
+        <w:t xml:space="preserve"> </w:t>
+      </w:r>
+      <w:r>
+        <w:t xml:space="preserve">stated</w:t>
+      </w:r>
+      <w:r>
+        <w:t xml:space="preserve"> </w:t>
+      </w:r>
+      <w:r>
+        <w:t xml:space="preserve">therein.</w:t>
+      </w:r>
+    </w:p>
+    <w:p>
+      <w:pPr>
+        <w:keepNext/>
+        <w:keepLines/>
+        <w:spacing w:before="0" w:after="0" w:line="480" w:lineRule="exact"/>
+        <w:ind w:left="0" w:firstLine="720"/>
+        <w:jc w:val="left"/>
+      </w:pPr>
+      <w:r>
+        <w:t xml:space="preserve">I</w:t>
+      </w:r>
+      <w:r>
+        <w:t xml:space="preserve"> </w:t>
+      </w:r>
+      <w:r>
+        <w:t xml:space="preserve">declare</w:t>
+      </w:r>
+      <w:r>
+        <w:t xml:space="preserve"> </w:t>
+      </w:r>
+      <w:r>
+        <w:t xml:space="preserve">under</w:t>
+      </w:r>
+      <w:r>
+        <w:t xml:space="preserve"> </w:t>
+      </w:r>
+      <w:r>
+        <w:t xml:space="preserve">penalty</w:t>
+      </w:r>
+      <w:r>
+        <w:t xml:space="preserve"> </w:t>
+      </w:r>
+      <w:r>
+        <w:t xml:space="preserve">of</w:t>
+      </w:r>
+      <w:r>
+        <w:t xml:space="preserve"> </w:t>
+      </w:r>
+      <w:r>
+        <w:t xml:space="preserve">perjury</w:t>
+      </w:r>
+      <w:r>
+        <w:t xml:space="preserve"> </w:t>
+      </w:r>
+      <w:r>
+        <w:t xml:space="preserve">under</w:t>
+      </w:r>
+      <w:r>
+        <w:t xml:space="preserve"> </w:t>
+      </w:r>
+      <w:r>
+        <w:t xml:space="preserve">the</w:t>
+      </w:r>
+      <w:r>
+        <w:t xml:space="preserve"> </w:t>
+      </w:r>
+      <w:r>
+        <w:t xml:space="preserve">laws</w:t>
+      </w:r>
+      <w:r>
+        <w:t xml:space="preserve"> </w:t>
+      </w:r>
+      <w:r>
+        <w:t xml:space="preserve">of</w:t>
+      </w:r>
+      <w:r>
+        <w:t xml:space="preserve"> </w:t>
+      </w:r>
+      <w:r>
+        <w:t xml:space="preserve">the</w:t>
+      </w:r>
+      <w:r>
+        <w:t xml:space="preserve"> </w:t>
+      </w:r>
+      <w:r>
+        <w:t xml:space="preserve">State</w:t>
+      </w:r>
+      <w:r>
+        <w:t xml:space="preserve"> </w:t>
+      </w:r>
+      <w:r>
+        <w:t xml:space="preserve">of</w:t>
+      </w:r>
+      <w:r>
+        <w:t xml:space="preserve"> </w:t>
+      </w:r>
+      <w:r>
+        <w:t xml:space="preserve">Iowa</w:t>
+      </w:r>
+      <w:r>
+        <w:t xml:space="preserve"> </w:t>
+      </w:r>
+      <w:r>
+        <w:t xml:space="preserve">and</w:t>
+      </w:r>
+      <w:r>
+        <w:t xml:space="preserve"> </w:t>
+      </w:r>
+      <w:r>
+        <w:t xml:space="preserve">the</w:t>
+      </w:r>
+      <w:r>
+        <w:t xml:space="preserve"> </w:t>
+      </w:r>
+      <w:r>
+        <w:t xml:space="preserve">laws</w:t>
+      </w:r>
+      <w:r>
+        <w:t xml:space="preserve"> </w:t>
+      </w:r>
+      <w:r>
+        <w:t xml:space="preserve">of</w:t>
+      </w:r>
+      <w:r>
+        <w:t xml:space="preserve"> </w:t>
+      </w:r>
+      <w:r>
+        <w:t xml:space="preserve">the</w:t>
+      </w:r>
+      <w:r>
+        <w:t xml:space="preserve"> </w:t>
+      </w:r>
+      <w:r>
+        <w:t xml:space="preserve">United</w:t>
+      </w:r>
+      <w:r>
+        <w:t xml:space="preserve"> </w:t>
+      </w:r>
+      <w:r>
+        <w:t xml:space="preserve">States</w:t>
+      </w:r>
+      <w:r>
+        <w:t xml:space="preserve"> </w:t>
+      </w:r>
+      <w:r>
+        <w:t xml:space="preserve">that</w:t>
+      </w:r>
+      <w:r>
+        <w:t xml:space="preserve"> </w:t>
+      </w:r>
+      <w:r>
+        <w:t xml:space="preserve">the</w:t>
+      </w:r>
+      <w:r>
+        <w:t xml:space="preserve"> </w:t>
+      </w:r>
+      <w:r>
+        <w:t xml:space="preserve">foregoing</w:t>
+      </w:r>
+      <w:r>
+        <w:t xml:space="preserve"> </w:t>
+      </w:r>
+      <w:r>
+        <w:t xml:space="preserve">is</w:t>
+      </w:r>
+      <w:r>
+        <w:t xml:space="preserve"> </w:t>
+      </w:r>
+      <w:r>
+        <w:t xml:space="preserve">true</w:t>
+      </w:r>
+      <w:r>
+        <w:t xml:space="preserve"> </w:t>
+      </w:r>
+      <w:r>
+        <w:t xml:space="preserve">and</w:t>
+      </w:r>
+      <w:r>
+        <w:t xml:space="preserve"> </w:t>
+      </w:r>
+      <w:r>
+        <w:t xml:space="preserve">correct</w:t>
+      </w:r>
+      <w:r>
+        <w:t xml:space="preserve"> </w:t>
+      </w:r>
+      <w:r>
+        <w:t xml:space="preserve">and</w:t>
+      </w:r>
+      <w:r>
+        <w:t xml:space="preserve"> </w:t>
+      </w:r>
+      <w:r>
+        <w:t xml:space="preserve">is</w:t>
+      </w:r>
+      <w:r>
+        <w:t xml:space="preserve"> </w:t>
+      </w:r>
+      <w:r>
+        <w:t xml:space="preserve">executed</w:t>
+      </w:r>
+      <w:r>
+        <w:t xml:space="preserve"> </w:t>
+      </w:r>
+      <w:r>
+        <w:t xml:space="preserve">this</w:t>
+      </w:r>
+      <w:r>
+        <w:t xml:space="preserve"> </w:t>
+      </w:r>
+      <w:r>
+        <w:t xml:space="preserve">9th</w:t>
+      </w:r>
+      <w:r>
+        <w:t xml:space="preserve"> </w:t>
+      </w:r>
+      <w:r>
+        <w:t xml:space="preserve">day</w:t>
+      </w:r>
+      <w:r>
+        <w:t xml:space="preserve"> </w:t>
+      </w:r>
+      <w:r>
+        <w:t xml:space="preserve">of</w:t>
+      </w:r>
+      <w:r>
+        <w:t xml:space="preserve"> </w:t>
+      </w:r>
+      <w:r>
+        <w:t xml:space="preserve">November</w:t>
+      </w:r>
+      <w:r>
+        <w:t xml:space="preserve"> </w:t>
+      </w:r>
+      <w:r>
+        <w:t xml:space="preserve">2014</w:t>
+      </w:r>
+      <w:r>
+        <w:t xml:space="preserve"> </w:t>
+      </w:r>
+      <w:r>
+        <w:t xml:space="preserve">at</w:t>
+      </w:r>
+      <w:r>
+        <w:t xml:space="preserve"> </w:t>
+      </w:r>
+      <w:r>
+        <w:t xml:space="preserve">Des</w:t>
+      </w:r>
+      <w:r>
+        <w:t xml:space="preserve"> </w:t>
+      </w:r>
+      <w:r>
+        <w:t xml:space="preserve">Moines,</w:t>
+      </w:r>
+      <w:r>
+        <w:t xml:space="preserve"> </w:t>
+      </w:r>
+      <w:r>
+        <w:t xml:space="preserve">Iowa.</w:t>
+      </w:r>
+    </w:p>
+    <w:p>
+      <w:pPr>
+        <w:keepNext/>
+        <w:keepLines/>
+        <w:spacing w:before="0" w:after="0" w:line="480" w:lineRule="exact"/>
       </w:pPr>
     </w:p>
     <w:tbl>
       <w:tblPr>
         <w:tblW w:w="9360" w:type="dxa"/>
-        <w:tblBorders>
-          <w:top w:val="nil"/>
-          <w:left w:val="nil"/>
-          <w:bottom w:val="nil"/>
-          <w:right w:val="nil"/>
-          <w:insideH w:val="nil"/>
-          <w:insideV w:val="nil"/>
-        </w:tblBorders>
         <w:tblLayout w:type="fixed"/>
         <w:tblCellMar>
+          <w:top w:w="0" w:type="dxa"/>
           <w:left w:w="0" w:type="dxa"/>
+          <w:bottom w:w="0" w:type="dxa"/>
           <w:right w:w="0" w:type="dxa"/>
         </w:tblCellMar>
-        <w:tblLook w:val="0000"/>
+        <w:tblLook w:val="0000" w:firstRow="0" w:lastRow="0" w:firstColumn="0" w:lastColumn="0" w:noHBand="0" w:noVBand="0"/>
       </w:tblPr>
       <w:tblGrid>
         <w:gridCol w:w="4032"/>
@@ -1375,10 +2933,27 @@
           </w:tcPr>
           <w:p>
             <w:pPr>
-              <w:pStyle w:val="SingleSpaced"/>
+              <w:spacing w:before="0" w:after="0" w:line="280" w:lineRule="exact"/>
+              <w:ind w:left="0" w:firstLine="0"/>
+              <w:jc w:val="left"/>
             </w:pPr>
             <w:r>
-              <w:t xml:space="preserve">Dated: November 9, 2014</w:t>
+              <w:t xml:space="preserve">Dated: </w:t>
+            </w:r>
+            <w:r>
+              <w:t xml:space="preserve">November</w:t>
+            </w:r>
+            <w:r>
+              <w:t xml:space="preserve"> </w:t>
+            </w:r>
+            <w:r>
+              <w:t xml:space="preserve">9,</w:t>
+            </w:r>
+            <w:r>
+              <w:t xml:space="preserve"> </w:t>
+            </w:r>
+            <w:r>
+              <w:t xml:space="preserve">2014</w:t>
             </w:r>
           </w:p>
         </w:tc>
@@ -1388,7 +2963,9 @@
           </w:tcPr>
           <w:p>
             <w:pPr>
-              <w:pStyle w:val="SingleSpaced"/>
+              <w:spacing w:before="0" w:after="0" w:line="280" w:lineRule="exact"/>
+              <w:ind w:left="0" w:firstLine="0"/>
+              <w:jc w:val="left"/>
             </w:pPr>
           </w:p>
         </w:tc>
@@ -1398,8 +2975,9 @@
           </w:tcPr>
           <w:p>
             <w:pPr>
-              <w:pStyle w:val="SingleSpaced"/>
-              <w:spacing w:before="0" w:after="120" w:line="240" w:lineRule="auto"/>
+              <w:spacing w:before="0" w:after="0" w:line="280" w:lineRule="exact"/>
+              <w:ind w:left="0" w:firstLine="0"/>
+              <w:jc w:val="left"/>
             </w:pPr>
             <w:r>
               <w:t xml:space="preserve">/s/ Jeffrey D. Goetz</w:t>
@@ -1407,11 +2985,24 @@
           </w:p>
           <w:p>
             <w:pPr>
-              <w:pStyle w:val="SingleSpaced"/>
-              <w:spacing w:before="0" w:after="0" w:line="240" w:lineRule="auto"/>
+              <w:spacing w:before="0" w:after="0" w:line="280" w:lineRule="exact"/>
+              <w:ind w:left="0" w:firstLine="0"/>
+              <w:jc w:val="left"/>
             </w:pPr>
             <w:r>
-              <w:t xml:space="preserve">Jeffrey D. Goetz</w:t>
+              <w:t xml:space="preserve">Jeffrey</w:t>
+            </w:r>
+            <w:r>
+              <w:t xml:space="preserve"> </w:t>
+            </w:r>
+            <w:r>
+              <w:t xml:space="preserve">D.</w:t>
+            </w:r>
+            <w:r>
+              <w:t xml:space="preserve"> </w:t>
+            </w:r>
+            <w:r>
+              <w:t xml:space="preserve">Goetz</w:t>
             </w:r>
           </w:p>
         </w:tc>
@@ -1419,24 +3010,77 @@
     </w:tbl>
     <w:p>
       <w:pPr>
-        <w:pStyle w:val="Heading1"/>
-        <w:spacing w:before="480" w:after="240" w:line="240" w:lineRule="auto"/>
-      </w:pPr>
-      <w:r>
+        <w:spacing w:before="0" w:after="0" w:line="480" w:lineRule="exact"/>
+      </w:pPr>
+    </w:p>
+    <w:p>
+      <w:pPr>
+        <w:keepNext/>
+        <w:keepLines/>
+        <w:spacing w:before="0" w:after="240" w:line="280" w:lineRule="exact"/>
+        <w:ind w:left="0" w:firstLine="0"/>
+        <w:jc w:val="center"/>
+      </w:pPr>
+      <w:r>
+        <w:rPr>
+          <w:b/>
+          <w:bCs/>
+        </w:rPr>
         <w:t xml:space="preserve">VERIFICATION BY CORPORATE OFFICER CRAIG MOORE</w:t>
       </w:r>
     </w:p>
     <w:p>
       <w:pPr>
-        <w:pStyle w:val="IndentedParagraph"/>
-      </w:pPr>
-      <w:r>
-        <w:t xml:space="preserve">I, Craig Moore, declare as follows:</w:t>
-      </w:r>
-    </w:p>
-    <w:p>
-      <w:pPr>
-        <w:pStyle w:val="NumberedParagraph"/>
+        <w:keepNext/>
+        <w:keepLines/>
+        <w:spacing w:before="0" w:after="0" w:line="480" w:lineRule="exact"/>
+        <w:ind w:left="0" w:firstLine="720"/>
+        <w:jc w:val="left"/>
+      </w:pPr>
+      <w:r>
+        <w:t xml:space="preserve">I,</w:t>
+      </w:r>
+      <w:r>
+        <w:t xml:space="preserve"> </w:t>
+      </w:r>
+      <w:r>
+        <w:t xml:space="preserve">Craig</w:t>
+      </w:r>
+      <w:r>
+        <w:t xml:space="preserve"> </w:t>
+      </w:r>
+      <w:r>
+        <w:t xml:space="preserve">Moore,</w:t>
+      </w:r>
+      <w:r>
+        <w:t xml:space="preserve"> </w:t>
+      </w:r>
+      <w:r>
+        <w:t xml:space="preserve">declare</w:t>
+      </w:r>
+      <w:r>
+        <w:t xml:space="preserve"> </w:t>
+      </w:r>
+      <w:r>
+        <w:t xml:space="preserve">as</w:t>
+      </w:r>
+      <w:r>
+        <w:t xml:space="preserve"> </w:t>
+      </w:r>
+      <w:r>
+        <w:t xml:space="preserve">follows:</w:t>
+      </w:r>
+    </w:p>
+    <w:p>
+      <w:pPr>
+        <w:keepNext/>
+        <w:keepLines/>
+        <w:tabs>
+          <w:tab w:val="left" w:pos="1440"/>
+        </w:tabs>
+        <w:spacing w:before="0" w:after="0" w:line="480" w:lineRule="exact"/>
+        <w:ind w:left="0" w:firstLine="720"/>
+        <w:jc w:val="left"/>
       </w:pPr>
       <w:r>
         <w:t xml:space="preserve">1.</w:t>
@@ -1445,12 +3089,277 @@
         <w:tab/>
       </w:r>
       <w:r>
-        <w:t xml:space="preserve">I am the Chief Executive Officer of the Debtor, Foods, Inc. dba Dahl’s Foods. The matters stated in this Declaration are true and correct and within my own personal knowledge and belief. If called as a witness, I could and would competently testify hereto.</w:t>
-      </w:r>
-    </w:p>
-    <w:p>
-      <w:pPr>
-        <w:pStyle w:val="NumberedParagraph"/>
+        <w:t xml:space="preserve">I</w:t>
+      </w:r>
+      <w:r>
+        <w:t xml:space="preserve"> </w:t>
+      </w:r>
+      <w:r>
+        <w:t xml:space="preserve">am</w:t>
+      </w:r>
+      <w:r>
+        <w:t xml:space="preserve"> </w:t>
+      </w:r>
+      <w:r>
+        <w:t xml:space="preserve">the</w:t>
+      </w:r>
+      <w:r>
+        <w:t xml:space="preserve"> </w:t>
+      </w:r>
+      <w:r>
+        <w:t xml:space="preserve">Chief</w:t>
+      </w:r>
+      <w:r>
+        <w:t xml:space="preserve"> </w:t>
+      </w:r>
+      <w:r>
+        <w:t xml:space="preserve">Executive</w:t>
+      </w:r>
+      <w:r>
+        <w:t xml:space="preserve"> </w:t>
+      </w:r>
+      <w:r>
+        <w:t xml:space="preserve">Officer</w:t>
+      </w:r>
+      <w:r>
+        <w:t xml:space="preserve"> </w:t>
+      </w:r>
+      <w:r>
+        <w:t xml:space="preserve">of</w:t>
+      </w:r>
+      <w:r>
+        <w:t xml:space="preserve"> </w:t>
+      </w:r>
+      <w:r>
+        <w:t xml:space="preserve">the</w:t>
+      </w:r>
+      <w:r>
+        <w:t xml:space="preserve"> </w:t>
+      </w:r>
+      <w:r>
+        <w:t xml:space="preserve">Debtor,</w:t>
+      </w:r>
+      <w:r>
+        <w:t xml:space="preserve"> </w:t>
+      </w:r>
+      <w:r>
+        <w:t xml:space="preserve">Foods,</w:t>
+      </w:r>
+      <w:r>
+        <w:t xml:space="preserve"> </w:t>
+      </w:r>
+      <w:r>
+        <w:t xml:space="preserve">Inc.</w:t>
+      </w:r>
+      <w:r>
+        <w:t xml:space="preserve"> </w:t>
+      </w:r>
+      <w:r>
+        <w:t xml:space="preserve">dba</w:t>
+      </w:r>
+      <w:r>
+        <w:t xml:space="preserve"> </w:t>
+      </w:r>
+      <w:r>
+        <w:t xml:space="preserve">Dahl’s</w:t>
+      </w:r>
+      <w:r>
+        <w:t xml:space="preserve"> </w:t>
+      </w:r>
+      <w:r>
+        <w:t xml:space="preserve">Foods.</w:t>
+      </w:r>
+      <w:r>
+        <w:t xml:space="preserve"> </w:t>
+      </w:r>
+      <w:r>
+        <w:t xml:space="preserve">The</w:t>
+      </w:r>
+      <w:r>
+        <w:t xml:space="preserve"> </w:t>
+      </w:r>
+      <w:r>
+        <w:t xml:space="preserve">matters</w:t>
+      </w:r>
+      <w:r>
+        <w:t xml:space="preserve"> </w:t>
+      </w:r>
+      <w:r>
+        <w:t xml:space="preserve">stated</w:t>
+      </w:r>
+      <w:r>
+        <w:t xml:space="preserve"> </w:t>
+      </w:r>
+      <w:r>
+        <w:t xml:space="preserve">in</w:t>
+      </w:r>
+      <w:r>
+        <w:t xml:space="preserve"> </w:t>
+      </w:r>
+      <w:r>
+        <w:t xml:space="preserve">this</w:t>
+      </w:r>
+      <w:r>
+        <w:t xml:space="preserve"> </w:t>
+      </w:r>
+      <w:r>
+        <w:t xml:space="preserve">Declaration</w:t>
+      </w:r>
+      <w:r>
+        <w:t xml:space="preserve"> </w:t>
+      </w:r>
+      <w:r>
+        <w:t xml:space="preserve">are</w:t>
+      </w:r>
+      <w:r>
+        <w:t xml:space="preserve"> </w:t>
+      </w:r>
+      <w:r>
+        <w:t xml:space="preserve">true</w:t>
+      </w:r>
+      <w:r>
+        <w:t xml:space="preserve"> </w:t>
+      </w:r>
+      <w:r>
+        <w:t xml:space="preserve">and</w:t>
+      </w:r>
+      <w:r>
+        <w:t xml:space="preserve"> </w:t>
+      </w:r>
+      <w:r>
+        <w:t xml:space="preserve">correct</w:t>
+      </w:r>
+      <w:r>
+        <w:t xml:space="preserve"> </w:t>
+      </w:r>
+      <w:r>
+        <w:t xml:space="preserve">and</w:t>
+      </w:r>
+      <w:r>
+        <w:t xml:space="preserve"> </w:t>
+      </w:r>
+      <w:r>
+        <w:t xml:space="preserve">within</w:t>
+      </w:r>
+      <w:r>
+        <w:t xml:space="preserve"> </w:t>
+      </w:r>
+      <w:r>
+        <w:t xml:space="preserve">my</w:t>
+      </w:r>
+      <w:r>
+        <w:t xml:space="preserve"> </w:t>
+      </w:r>
+      <w:r>
+        <w:t xml:space="preserve">own</w:t>
+      </w:r>
+      <w:r>
+        <w:t xml:space="preserve"> </w:t>
+      </w:r>
+      <w:r>
+        <w:t xml:space="preserve">personal</w:t>
+      </w:r>
+      <w:r>
+        <w:t xml:space="preserve"> </w:t>
+      </w:r>
+      <w:r>
+        <w:t xml:space="preserve">knowledge</w:t>
+      </w:r>
+      <w:r>
+        <w:t xml:space="preserve"> </w:t>
+      </w:r>
+      <w:r>
+        <w:t xml:space="preserve">and</w:t>
+      </w:r>
+      <w:r>
+        <w:t xml:space="preserve"> </w:t>
+      </w:r>
+      <w:r>
+        <w:t xml:space="preserve">belief.</w:t>
+      </w:r>
+      <w:r>
+        <w:t xml:space="preserve"> </w:t>
+      </w:r>
+      <w:r>
+        <w:t xml:space="preserve">If</w:t>
+      </w:r>
+      <w:r>
+        <w:t xml:space="preserve"> </w:t>
+      </w:r>
+      <w:r>
+        <w:t xml:space="preserve">called</w:t>
+      </w:r>
+      <w:r>
+        <w:t xml:space="preserve"> </w:t>
+      </w:r>
+      <w:r>
+        <w:t xml:space="preserve">as</w:t>
+      </w:r>
+      <w:r>
+        <w:t xml:space="preserve"> </w:t>
+      </w:r>
+      <w:r>
+        <w:t xml:space="preserve">a</w:t>
+      </w:r>
+      <w:r>
+        <w:t xml:space="preserve"> </w:t>
+      </w:r>
+      <w:r>
+        <w:t xml:space="preserve">witness,</w:t>
+      </w:r>
+      <w:r>
+        <w:t xml:space="preserve"> </w:t>
+      </w:r>
+      <w:r>
+        <w:t xml:space="preserve">I</w:t>
+      </w:r>
+      <w:r>
+        <w:t xml:space="preserve"> </w:t>
+      </w:r>
+      <w:r>
+        <w:t xml:space="preserve">could</w:t>
+      </w:r>
+      <w:r>
+        <w:t xml:space="preserve"> </w:t>
+      </w:r>
+      <w:r>
+        <w:t xml:space="preserve">and</w:t>
+      </w:r>
+      <w:r>
+        <w:t xml:space="preserve"> </w:t>
+      </w:r>
+      <w:r>
+        <w:t xml:space="preserve">would</w:t>
+      </w:r>
+      <w:r>
+        <w:t xml:space="preserve"> </w:t>
+      </w:r>
+      <w:r>
+        <w:t xml:space="preserve">competently</w:t>
+      </w:r>
+      <w:r>
+        <w:t xml:space="preserve"> </w:t>
+      </w:r>
+      <w:r>
+        <w:t xml:space="preserve">testify</w:t>
+      </w:r>
+      <w:r>
+        <w:t xml:space="preserve"> </w:t>
+      </w:r>
+      <w:r>
+        <w:t xml:space="preserve">hereto.</w:t>
+      </w:r>
+    </w:p>
+    <w:p>
+      <w:pPr>
+        <w:keepNext/>
+        <w:keepLines/>
+        <w:tabs>
+          <w:tab w:val="left" w:pos="1440"/>
+        </w:tabs>
+        <w:spacing w:before="0" w:after="0" w:line="480" w:lineRule="exact"/>
+        <w:ind w:left="0" w:firstLine="720"/>
+        <w:jc w:val="left"/>
       </w:pPr>
       <w:r>
         <w:t xml:space="preserve">2.</w:t>
@@ -1459,39 +3368,477 @@
         <w:tab/>
       </w:r>
       <w:r>
-        <w:t xml:space="preserve">I have personal knowledge of the facts set forth in the foregoing Motion and, if called upon as a witness, I could and would competently testify as to all of the matters stated therein.</w:t>
-      </w:r>
-    </w:p>
-    <w:p>
-      <w:pPr>
-        <w:pStyle w:val="IndentedParagraph"/>
-      </w:pPr>
-      <w:r>
-        <w:t xml:space="preserve">I declare under penalty of perjury under the laws of the State of Iowa and the laws of the United States that the foregoing is true and correct and is executed this 9th day of November, 2014 at Des Moines, Iowa.</w:t>
-      </w:r>
-    </w:p>
-    <w:p>
-      <w:pPr>
-        <w:pStyle w:val="BodyText"/>
+        <w:t xml:space="preserve">I</w:t>
+      </w:r>
+      <w:r>
+        <w:t xml:space="preserve"> </w:t>
+      </w:r>
+      <w:r>
+        <w:t xml:space="preserve">have</w:t>
+      </w:r>
+      <w:r>
+        <w:t xml:space="preserve"> </w:t>
+      </w:r>
+      <w:r>
+        <w:t xml:space="preserve">personal</w:t>
+      </w:r>
+      <w:r>
+        <w:t xml:space="preserve"> </w:t>
+      </w:r>
+      <w:r>
+        <w:t xml:space="preserve">knowledge</w:t>
+      </w:r>
+      <w:r>
+        <w:t xml:space="preserve"> </w:t>
+      </w:r>
+      <w:r>
+        <w:t xml:space="preserve">of</w:t>
+      </w:r>
+      <w:r>
+        <w:t xml:space="preserve"> </w:t>
+      </w:r>
+      <w:r>
+        <w:t xml:space="preserve">the</w:t>
+      </w:r>
+      <w:r>
+        <w:t xml:space="preserve"> </w:t>
+      </w:r>
+      <w:r>
+        <w:t xml:space="preserve">facts</w:t>
+      </w:r>
+      <w:r>
+        <w:t xml:space="preserve"> </w:t>
+      </w:r>
+      <w:r>
+        <w:t xml:space="preserve">set</w:t>
+      </w:r>
+      <w:r>
+        <w:t xml:space="preserve"> </w:t>
+      </w:r>
+      <w:r>
+        <w:t xml:space="preserve">forth</w:t>
+      </w:r>
+      <w:r>
+        <w:t xml:space="preserve"> </w:t>
+      </w:r>
+      <w:r>
+        <w:t xml:space="preserve">in</w:t>
+      </w:r>
+      <w:r>
+        <w:t xml:space="preserve"> </w:t>
+      </w:r>
+      <w:r>
+        <w:t xml:space="preserve">the</w:t>
+      </w:r>
+      <w:r>
+        <w:t xml:space="preserve"> </w:t>
+      </w:r>
+      <w:r>
+        <w:t xml:space="preserve">foregoing</w:t>
+      </w:r>
+      <w:r>
+        <w:t xml:space="preserve"> </w:t>
+      </w:r>
+      <w:r>
+        <w:t xml:space="preserve">Motion</w:t>
+      </w:r>
+      <w:r>
+        <w:t xml:space="preserve"> </w:t>
+      </w:r>
+      <w:r>
+        <w:t xml:space="preserve">and,</w:t>
+      </w:r>
+      <w:r>
+        <w:t xml:space="preserve"> </w:t>
+      </w:r>
+      <w:r>
+        <w:t xml:space="preserve">if</w:t>
+      </w:r>
+      <w:r>
+        <w:t xml:space="preserve"> </w:t>
+      </w:r>
+      <w:r>
+        <w:t xml:space="preserve">called</w:t>
+      </w:r>
+      <w:r>
+        <w:t xml:space="preserve"> </w:t>
+      </w:r>
+      <w:r>
+        <w:t xml:space="preserve">upon</w:t>
+      </w:r>
+      <w:r>
+        <w:t xml:space="preserve"> </w:t>
+      </w:r>
+      <w:r>
+        <w:t xml:space="preserve">as</w:t>
+      </w:r>
+      <w:r>
+        <w:t xml:space="preserve"> </w:t>
+      </w:r>
+      <w:r>
+        <w:t xml:space="preserve">a</w:t>
+      </w:r>
+      <w:r>
+        <w:t xml:space="preserve"> </w:t>
+      </w:r>
+      <w:r>
+        <w:t xml:space="preserve">witness,</w:t>
+      </w:r>
+      <w:r>
+        <w:t xml:space="preserve"> </w:t>
+      </w:r>
+      <w:r>
+        <w:t xml:space="preserve">I</w:t>
+      </w:r>
+      <w:r>
+        <w:t xml:space="preserve"> </w:t>
+      </w:r>
+      <w:r>
+        <w:t xml:space="preserve">could</w:t>
+      </w:r>
+      <w:r>
+        <w:t xml:space="preserve"> </w:t>
+      </w:r>
+      <w:r>
+        <w:t xml:space="preserve">and</w:t>
+      </w:r>
+      <w:r>
+        <w:t xml:space="preserve"> </w:t>
+      </w:r>
+      <w:r>
+        <w:t xml:space="preserve">would</w:t>
+      </w:r>
+      <w:r>
+        <w:t xml:space="preserve"> </w:t>
+      </w:r>
+      <w:r>
+        <w:t xml:space="preserve">competently</w:t>
+      </w:r>
+      <w:r>
+        <w:t xml:space="preserve"> </w:t>
+      </w:r>
+      <w:r>
+        <w:t xml:space="preserve">testify</w:t>
+      </w:r>
+      <w:r>
+        <w:t xml:space="preserve"> </w:t>
+      </w:r>
+      <w:r>
+        <w:t xml:space="preserve">as</w:t>
+      </w:r>
+      <w:r>
+        <w:t xml:space="preserve"> </w:t>
+      </w:r>
+      <w:r>
+        <w:t xml:space="preserve">to</w:t>
+      </w:r>
+      <w:r>
+        <w:t xml:space="preserve"> </w:t>
+      </w:r>
+      <w:r>
+        <w:t xml:space="preserve">all</w:t>
+      </w:r>
+      <w:r>
+        <w:t xml:space="preserve"> </w:t>
+      </w:r>
+      <w:r>
+        <w:t xml:space="preserve">of</w:t>
+      </w:r>
+      <w:r>
+        <w:t xml:space="preserve"> </w:t>
+      </w:r>
+      <w:r>
+        <w:t xml:space="preserve">the</w:t>
+      </w:r>
+      <w:r>
+        <w:t xml:space="preserve"> </w:t>
+      </w:r>
+      <w:r>
+        <w:t xml:space="preserve">matters</w:t>
+      </w:r>
+      <w:r>
+        <w:t xml:space="preserve"> </w:t>
+      </w:r>
+      <w:r>
+        <w:t xml:space="preserve">stated</w:t>
+      </w:r>
+      <w:r>
+        <w:t xml:space="preserve"> </w:t>
+      </w:r>
+      <w:r>
+        <w:t xml:space="preserve">therein.</w:t>
+      </w:r>
+    </w:p>
+    <w:p>
+      <w:pPr>
+        <w:keepNext/>
+        <w:keepLines/>
+        <w:spacing w:before="0" w:after="0" w:line="480" w:lineRule="exact"/>
+        <w:ind w:left="0" w:firstLine="720"/>
+        <w:jc w:val="left"/>
+      </w:pPr>
+      <w:r>
+        <w:t xml:space="preserve">I</w:t>
+      </w:r>
+      <w:r>
+        <w:t xml:space="preserve"> </w:t>
+      </w:r>
+      <w:r>
+        <w:t xml:space="preserve">declare</w:t>
+      </w:r>
+      <w:r>
+        <w:t xml:space="preserve"> </w:t>
+      </w:r>
+      <w:r>
+        <w:t xml:space="preserve">under</w:t>
+      </w:r>
+      <w:r>
+        <w:t xml:space="preserve"> </w:t>
+      </w:r>
+      <w:r>
+        <w:t xml:space="preserve">penalty</w:t>
+      </w:r>
+      <w:r>
+        <w:t xml:space="preserve"> </w:t>
+      </w:r>
+      <w:r>
+        <w:t xml:space="preserve">of</w:t>
+      </w:r>
+      <w:r>
+        <w:t xml:space="preserve"> </w:t>
+      </w:r>
+      <w:r>
+        <w:t xml:space="preserve">perjury</w:t>
+      </w:r>
+      <w:r>
+        <w:t xml:space="preserve"> </w:t>
+      </w:r>
+      <w:r>
+        <w:t xml:space="preserve">under</w:t>
+      </w:r>
+      <w:r>
+        <w:t xml:space="preserve"> </w:t>
+      </w:r>
+      <w:r>
+        <w:t xml:space="preserve">the</w:t>
+      </w:r>
+      <w:r>
+        <w:t xml:space="preserve"> </w:t>
+      </w:r>
+      <w:r>
+        <w:t xml:space="preserve">laws</w:t>
+      </w:r>
+      <w:r>
+        <w:t xml:space="preserve"> </w:t>
+      </w:r>
+      <w:r>
+        <w:t xml:space="preserve">of</w:t>
+      </w:r>
+      <w:r>
+        <w:t xml:space="preserve"> </w:t>
+      </w:r>
+      <w:r>
+        <w:t xml:space="preserve">the</w:t>
+      </w:r>
+      <w:r>
+        <w:t xml:space="preserve"> </w:t>
+      </w:r>
+      <w:r>
+        <w:t xml:space="preserve">State</w:t>
+      </w:r>
+      <w:r>
+        <w:t xml:space="preserve"> </w:t>
+      </w:r>
+      <w:r>
+        <w:t xml:space="preserve">of</w:t>
+      </w:r>
+      <w:r>
+        <w:t xml:space="preserve"> </w:t>
+      </w:r>
+      <w:r>
+        <w:t xml:space="preserve">Iowa</w:t>
+      </w:r>
+      <w:r>
+        <w:t xml:space="preserve"> </w:t>
+      </w:r>
+      <w:r>
+        <w:t xml:space="preserve">and</w:t>
+      </w:r>
+      <w:r>
+        <w:t xml:space="preserve"> </w:t>
+      </w:r>
+      <w:r>
+        <w:t xml:space="preserve">the</w:t>
+      </w:r>
+      <w:r>
+        <w:t xml:space="preserve"> </w:t>
+      </w:r>
+      <w:r>
+        <w:t xml:space="preserve">laws</w:t>
+      </w:r>
+      <w:r>
+        <w:t xml:space="preserve"> </w:t>
+      </w:r>
+      <w:r>
+        <w:t xml:space="preserve">of</w:t>
+      </w:r>
+      <w:r>
+        <w:t xml:space="preserve"> </w:t>
+      </w:r>
+      <w:r>
+        <w:t xml:space="preserve">the</w:t>
+      </w:r>
+      <w:r>
+        <w:t xml:space="preserve"> </w:t>
+      </w:r>
+      <w:r>
+        <w:t xml:space="preserve">United</w:t>
+      </w:r>
+      <w:r>
+        <w:t xml:space="preserve"> </w:t>
+      </w:r>
+      <w:r>
+        <w:t xml:space="preserve">States</w:t>
+      </w:r>
+      <w:r>
+        <w:t xml:space="preserve"> </w:t>
+      </w:r>
+      <w:r>
+        <w:t xml:space="preserve">that</w:t>
+      </w:r>
+      <w:r>
+        <w:t xml:space="preserve"> </w:t>
+      </w:r>
+      <w:r>
+        <w:t xml:space="preserve">the</w:t>
+      </w:r>
+      <w:r>
+        <w:t xml:space="preserve"> </w:t>
+      </w:r>
+      <w:r>
+        <w:t xml:space="preserve">foregoing</w:t>
+      </w:r>
+      <w:r>
+        <w:t xml:space="preserve"> </w:t>
+      </w:r>
+      <w:r>
+        <w:t xml:space="preserve">is</w:t>
+      </w:r>
+      <w:r>
+        <w:t xml:space="preserve"> </w:t>
+      </w:r>
+      <w:r>
+        <w:t xml:space="preserve">true</w:t>
+      </w:r>
+      <w:r>
+        <w:t xml:space="preserve"> </w:t>
+      </w:r>
+      <w:r>
+        <w:t xml:space="preserve">and</w:t>
+      </w:r>
+      <w:r>
+        <w:t xml:space="preserve"> </w:t>
+      </w:r>
+      <w:r>
+        <w:t xml:space="preserve">correct</w:t>
+      </w:r>
+      <w:r>
+        <w:t xml:space="preserve"> </w:t>
+      </w:r>
+      <w:r>
+        <w:t xml:space="preserve">and</w:t>
+      </w:r>
+      <w:r>
+        <w:t xml:space="preserve"> </w:t>
+      </w:r>
+      <w:r>
+        <w:t xml:space="preserve">is</w:t>
+      </w:r>
+      <w:r>
+        <w:t xml:space="preserve"> </w:t>
+      </w:r>
+      <w:r>
+        <w:t xml:space="preserve">executed</w:t>
+      </w:r>
+      <w:r>
+        <w:t xml:space="preserve"> </w:t>
+      </w:r>
+      <w:r>
+        <w:t xml:space="preserve">this</w:t>
+      </w:r>
+      <w:r>
+        <w:t xml:space="preserve"> </w:t>
+      </w:r>
+      <w:r>
+        <w:t xml:space="preserve">9th</w:t>
+      </w:r>
+      <w:r>
+        <w:t xml:space="preserve"> </w:t>
+      </w:r>
+      <w:r>
+        <w:t xml:space="preserve">day</w:t>
+      </w:r>
+      <w:r>
+        <w:t xml:space="preserve"> </w:t>
+      </w:r>
+      <w:r>
+        <w:t xml:space="preserve">of</w:t>
+      </w:r>
+      <w:r>
+        <w:t xml:space="preserve"> </w:t>
+      </w:r>
+      <w:r>
+        <w:t xml:space="preserve">November,</w:t>
+      </w:r>
+      <w:r>
+        <w:t xml:space="preserve"> </w:t>
+      </w:r>
+      <w:r>
+        <w:t xml:space="preserve">2014</w:t>
+      </w:r>
+      <w:r>
+        <w:t xml:space="preserve"> </w:t>
+      </w:r>
+      <w:r>
+        <w:t xml:space="preserve">at</w:t>
+      </w:r>
+      <w:r>
+        <w:t xml:space="preserve"> </w:t>
+      </w:r>
+      <w:r>
+        <w:t xml:space="preserve">Des</w:t>
+      </w:r>
+      <w:r>
+        <w:t xml:space="preserve"> </w:t>
+      </w:r>
+      <w:r>
+        <w:t xml:space="preserve">Moines,</w:t>
+      </w:r>
+      <w:r>
+        <w:t xml:space="preserve"> </w:t>
+      </w:r>
+      <w:r>
+        <w:t xml:space="preserve">Iowa.</w:t>
+      </w:r>
+    </w:p>
+    <w:p>
+      <w:pPr>
+        <w:keepNext/>
+        <w:keepLines/>
+        <w:spacing w:before="0" w:after="0" w:line="480" w:lineRule="exact"/>
       </w:pPr>
     </w:p>
     <w:tbl>
       <w:tblPr>
         <w:tblW w:w="9360" w:type="dxa"/>
-        <w:tblBorders>
-          <w:top w:val="nil"/>
-          <w:left w:val="nil"/>
-          <w:bottom w:val="nil"/>
-          <w:right w:val="nil"/>
-          <w:insideH w:val="nil"/>
-          <w:insideV w:val="nil"/>
-        </w:tblBorders>
         <w:tblLayout w:type="fixed"/>
         <w:tblCellMar>
+          <w:top w:w="0" w:type="dxa"/>
           <w:left w:w="0" w:type="dxa"/>
+          <w:bottom w:w="0" w:type="dxa"/>
           <w:right w:w="0" w:type="dxa"/>
         </w:tblCellMar>
-        <w:tblLook w:val="0000"/>
+        <w:tblLook w:val="0000" w:firstRow="0" w:lastRow="0" w:firstColumn="0" w:lastColumn="0" w:noHBand="0" w:noVBand="0"/>
       </w:tblPr>
       <w:tblGrid>
         <w:gridCol w:w="4032"/>
@@ -1508,10 +3855,27 @@
           </w:tcPr>
           <w:p>
             <w:pPr>
-              <w:pStyle w:val="SingleSpaced"/>
+              <w:spacing w:before="0" w:after="0" w:line="280" w:lineRule="exact"/>
+              <w:ind w:left="0" w:firstLine="0"/>
+              <w:jc w:val="left"/>
             </w:pPr>
             <w:r>
-              <w:t xml:space="preserve">Dated: November 9, 2014</w:t>
+              <w:t xml:space="preserve">Dated: </w:t>
+            </w:r>
+            <w:r>
+              <w:t xml:space="preserve">November</w:t>
+            </w:r>
+            <w:r>
+              <w:t xml:space="preserve"> </w:t>
+            </w:r>
+            <w:r>
+              <w:t xml:space="preserve">9,</w:t>
+            </w:r>
+            <w:r>
+              <w:t xml:space="preserve"> </w:t>
+            </w:r>
+            <w:r>
+              <w:t xml:space="preserve">2014</w:t>
             </w:r>
           </w:p>
         </w:tc>
@@ -1521,7 +3885,9 @@
           </w:tcPr>
           <w:p>
             <w:pPr>
-              <w:pStyle w:val="SingleSpaced"/>
+              <w:spacing w:before="0" w:after="0" w:line="280" w:lineRule="exact"/>
+              <w:ind w:left="0" w:firstLine="0"/>
+              <w:jc w:val="left"/>
             </w:pPr>
           </w:p>
         </w:tc>
@@ -1531,8 +3897,9 @@
           </w:tcPr>
           <w:p>
             <w:pPr>
-              <w:pStyle w:val="SingleSpaced"/>
-              <w:spacing w:before="0" w:after="120" w:line="240" w:lineRule="auto"/>
+              <w:spacing w:before="0" w:after="0" w:line="280" w:lineRule="exact"/>
+              <w:ind w:left="0" w:firstLine="0"/>
+              <w:jc w:val="left"/>
             </w:pPr>
             <w:r>
               <w:t xml:space="preserve">/s/ Craig Moore</w:t>
@@ -1540,11 +3907,18 @@
           </w:p>
           <w:p>
             <w:pPr>
-              <w:pStyle w:val="SingleSpaced"/>
-              <w:spacing w:before="0" w:after="0" w:line="240" w:lineRule="auto"/>
+              <w:spacing w:before="0" w:after="0" w:line="280" w:lineRule="exact"/>
+              <w:ind w:left="0" w:firstLine="0"/>
+              <w:jc w:val="left"/>
             </w:pPr>
             <w:r>
-              <w:t xml:space="preserve">Craig Moore</w:t>
+              <w:t xml:space="preserve">Craig</w:t>
+            </w:r>
+            <w:r>
+              <w:t xml:space="preserve"> </w:t>
+            </w:r>
+            <w:r>
+              <w:t xml:space="preserve">Moore</w:t>
             </w:r>
           </w:p>
         </w:tc>
@@ -1552,31 +3926,164 @@
     </w:tbl>
     <w:p>
       <w:pPr>
-        <w:pStyle w:val="Heading1"/>
-        <w:spacing w:before="480" w:after="240" w:line="240" w:lineRule="auto"/>
-      </w:pPr>
-      <w:r>
+        <w:spacing w:before="0" w:after="0" w:line="480" w:lineRule="exact"/>
+      </w:pPr>
+    </w:p>
+    <w:p>
+      <w:pPr>
+        <w:keepNext/>
+        <w:keepLines/>
+        <w:spacing w:before="0" w:after="240" w:line="280" w:lineRule="exact"/>
+        <w:ind w:left="0" w:firstLine="0"/>
+        <w:jc w:val="center"/>
+      </w:pPr>
+      <w:r>
+        <w:rPr>
+          <w:b/>
+          <w:bCs/>
+        </w:rPr>
         <w:t xml:space="preserve">CERTIFICATE OF SERVICE</w:t>
       </w:r>
     </w:p>
     <w:p>
       <w:pPr>
-        <w:pStyle w:val="IndentedParagraph"/>
-      </w:pPr>
-      <w:r>
-        <w:t xml:space="preserve">This document was served electronically on parties who receive electronic notice through CM/ECF as listed on CM/ECF’s notice of electronic filing.</w:t>
-      </w:r>
-    </w:p>
-    <w:p>
-      <w:pPr>
-        <w:pStyle w:val="BodyText"/>
-      </w:pPr>
-    </w:p>
-    <w:p>
-      <w:pPr>
-        <w:pStyle w:val="SingleSpaced"/>
-        <w:spacing w:before="0" w:after="120" w:line="240" w:lineRule="auto"/>
-        <w:ind w:left="4320"/>
+        <w:keepNext/>
+        <w:keepLines/>
+        <w:spacing w:before="0" w:after="0" w:line="480" w:lineRule="exact"/>
+        <w:ind w:left="0" w:firstLine="720"/>
+        <w:jc w:val="left"/>
+      </w:pPr>
+      <w:r>
+        <w:t xml:space="preserve">This</w:t>
+      </w:r>
+      <w:r>
+        <w:t xml:space="preserve"> </w:t>
+      </w:r>
+      <w:r>
+        <w:t xml:space="preserve">document</w:t>
+      </w:r>
+      <w:r>
+        <w:t xml:space="preserve"> </w:t>
+      </w:r>
+      <w:r>
+        <w:t xml:space="preserve">was</w:t>
+      </w:r>
+      <w:r>
+        <w:t xml:space="preserve"> </w:t>
+      </w:r>
+      <w:r>
+        <w:t xml:space="preserve">served</w:t>
+      </w:r>
+      <w:r>
+        <w:t xml:space="preserve"> </w:t>
+      </w:r>
+      <w:r>
+        <w:t xml:space="preserve">electronically</w:t>
+      </w:r>
+      <w:r>
+        <w:t xml:space="preserve"> </w:t>
+      </w:r>
+      <w:r>
+        <w:t xml:space="preserve">on</w:t>
+      </w:r>
+      <w:r>
+        <w:t xml:space="preserve"> </w:t>
+      </w:r>
+      <w:r>
+        <w:t xml:space="preserve">parties</w:t>
+      </w:r>
+      <w:r>
+        <w:t xml:space="preserve"> </w:t>
+      </w:r>
+      <w:r>
+        <w:t xml:space="preserve">who</w:t>
+      </w:r>
+      <w:r>
+        <w:t xml:space="preserve"> </w:t>
+      </w:r>
+      <w:r>
+        <w:t xml:space="preserve">receive</w:t>
+      </w:r>
+      <w:r>
+        <w:t xml:space="preserve"> </w:t>
+      </w:r>
+      <w:r>
+        <w:t xml:space="preserve">electronic</w:t>
+      </w:r>
+      <w:r>
+        <w:t xml:space="preserve"> </w:t>
+      </w:r>
+      <w:r>
+        <w:t xml:space="preserve">notice</w:t>
+      </w:r>
+      <w:r>
+        <w:t xml:space="preserve"> </w:t>
+      </w:r>
+      <w:r>
+        <w:t xml:space="preserve">through</w:t>
+      </w:r>
+      <w:r>
+        <w:t xml:space="preserve"> </w:t>
+      </w:r>
+      <w:r>
+        <w:t xml:space="preserve">CM/​ECF</w:t>
+      </w:r>
+      <w:r>
+        <w:t xml:space="preserve"> </w:t>
+      </w:r>
+      <w:r>
+        <w:t xml:space="preserve">as</w:t>
+      </w:r>
+      <w:r>
+        <w:t xml:space="preserve"> </w:t>
+      </w:r>
+      <w:r>
+        <w:t xml:space="preserve">listed</w:t>
+      </w:r>
+      <w:r>
+        <w:t xml:space="preserve"> </w:t>
+      </w:r>
+      <w:r>
+        <w:t xml:space="preserve">on</w:t>
+      </w:r>
+      <w:r>
+        <w:t xml:space="preserve"> </w:t>
+      </w:r>
+      <w:r>
+        <w:t xml:space="preserve">CM/​ECF’s</w:t>
+      </w:r>
+      <w:r>
+        <w:t xml:space="preserve"> </w:t>
+      </w:r>
+      <w:r>
+        <w:t xml:space="preserve">notice</w:t>
+      </w:r>
+      <w:r>
+        <w:t xml:space="preserve"> </w:t>
+      </w:r>
+      <w:r>
+        <w:t xml:space="preserve">of</w:t>
+      </w:r>
+      <w:r>
+        <w:t xml:space="preserve"> </w:t>
+      </w:r>
+      <w:r>
+        <w:t xml:space="preserve">electronic</w:t>
+      </w:r>
+      <w:r>
+        <w:t xml:space="preserve"> </w:t>
+      </w:r>
+      <w:r>
+        <w:t xml:space="preserve">filing.</w:t>
+      </w:r>
+    </w:p>
+    <w:p>
+      <w:pPr>
+        <w:keepNext/>
+        <w:keepLines/>
+        <w:spacing w:before="480" w:after="0" w:line="280" w:lineRule="exact"/>
+        <w:ind w:left="4320" w:firstLine="0"/>
+        <w:jc w:val="left"/>
       </w:pPr>
       <w:r>
         <w:t xml:space="preserve">/s/ Barbara Warner</w:t>
@@ -1584,18 +4091,24 @@
     </w:p>
     <w:p>
       <w:pPr>
-        <w:pStyle w:val="SingleSpaced"/>
-        <w:spacing w:before="0" w:after="0" w:line="240" w:lineRule="auto"/>
-        <w:ind w:left="4320"/>
-      </w:pPr>
-      <w:r>
-        <w:t xml:space="preserve">Barbara Warner</w:t>
+        <w:spacing w:before="0" w:after="0" w:line="280" w:lineRule="exact"/>
+        <w:ind w:left="4320" w:firstLine="0"/>
+        <w:jc w:val="left"/>
+      </w:pPr>
+      <w:r>
+        <w:t xml:space="preserve">Barbara</w:t>
+      </w:r>
+      <w:r>
+        <w:t xml:space="preserve"> </w:t>
+      </w:r>
+      <w:r>
+        <w:t xml:space="preserve">Warner</w:t>
       </w:r>
     </w:p>
     <w:sectPr>
-      <w:footerReference w:type="default" r:id="rIdFtr1"/>
+      <w:footerReference w:type="default" r:id="rIdFooter1"/>
       <w:pgSz w:w="12240" w:h="15840"/>
-      <w:pgMar w:top="1440" w:right="1440" w:bottom="1440" w:left="1440" w:header="720" w:footer="720" w:gutter="0"/>
+      <w:pgMar w:top="1440" w:right="1440" w:bottom="1440" w:left="1440" w:header="720" w:footer="432" w:gutter="0"/>
     </w:sectPr>
   </w:body>
 </w:document>
@@ -1661,7 +4174,7 @@
         <w:t xml:space="preserve"> </w:t>
       </w:r>
       <w:r>
-        <w:t xml:space="preserve">Unless otherwise stated, statutory references herein are to the United States Bankruptcy Code, 11 U.S.C. § 101 et seq. and referred to herein as the</w:t>
+        <w:t xml:space="preserve">Unless otherwise stated, statutory references herein are to the United States Bankruptcy Code, 11 U.S.C. § 101 et seq. and referred to herein as the</w:t>
       </w:r>
       <w:r>
         <w:t xml:space="preserve"> </w:t>
@@ -1860,43 +4373,565 @@
 </file>
 
 <file path=word/styles.xml><?xml version="1.0" encoding="utf-8"?>
-<w:styles xmlns:w="http://schemas.openxmlformats.org/wordprocessingml/2006/main" xmlns:r="http://schemas.openxmlformats.org/officeDocument/2006/relationships">
+<w:styles xmlns:r="http://schemas.openxmlformats.org/officeDocument/2006/relationships" xmlns:w="http://schemas.openxmlformats.org/wordprocessingml/2006/main">
   <w:docDefaults>
     <w:rPrDefault>
       <w:rPr>
-        <w:rFonts w:ascii="EB Garamond" w:hAnsi="EB Garamond" w:eastAsia="EB Garamond" w:cs="EB Garamond"/>
+        <w:rFonts w:ascii="Times New Roman" w:hAnsi="Times New Roman" w:eastAsia="Times New Roman" w:cs="Times New Roman"/>
         <w:sz w:val="24"/>
         <w:szCs w:val="24"/>
-        <w:lang w:val="en-US"/>
+        <w:lang w:val="en-US" w:eastAsia="zh-CN" w:bidi="ar-SA"/>
       </w:rPr>
     </w:rPrDefault>
     <w:pPrDefault>
       <w:pPr>
-        <w:spacing w:before="0" w:after="0" w:line="240" w:lineRule="auto"/>
+        <w:widowControl/>
+        <w:spacing w:after="0"/>
       </w:pPr>
     </w:pPrDefault>
   </w:docDefaults>
+  <w:latentStyles w:defLockedState="0" w:defUIPriority="0" w:defSemiHidden="0" w:defUnhideWhenUsed="0" w:defQFormat="0" w:count="276"/>
   <w:style w:type="paragraph" w:default="1" w:styleId="Normal">
     <w:name w:val="Normal"/>
     <w:qFormat/>
+  </w:style>
+  <w:style w:type="paragraph" w:styleId="BodyText">
+    <w:name w:val="Body Text"/>
+    <w:basedOn w:val="Normal"/>
+    <w:link w:val="BodyTextChar"/>
+    <w:qFormat/>
+    <w:pPr>
+      <w:spacing w:before="0" w:after="0" w:line="480" w:lineRule="exact"/>
+      <w:ind w:firstLine="720"/>
+    </w:pPr>
+  </w:style>
+  <w:style w:type="paragraph" w:customStyle="1" w:styleId="FirstParagraph">
+    <w:name w:val="First Paragraph"/>
+    <w:basedOn w:val="BodyText"/>
+    <w:next w:val="BodyText"/>
+    <w:qFormat/>
+  </w:style>
+  <w:style w:type="paragraph" w:customStyle="1" w:styleId="Compact">
+    <w:name w:val="Compact"/>
+    <w:basedOn w:val="BodyText"/>
+    <w:qFormat/>
+    <w:pPr>
+      <w:spacing w:before="36" w:after="36"/>
+    </w:pPr>
+  </w:style>
+  <w:style w:type="paragraph" w:styleId="Title">
+    <w:name w:val="Title"/>
+    <w:basedOn w:val="Normal"/>
+    <w:next w:val="BodyText"/>
+    <w:link w:val="TitleChar"/>
+    <w:uiPriority w:val="10"/>
+    <w:qFormat/>
+    <w:rsid w:val="00A10FD9"/>
+    <w:pPr>
+      <w:spacing w:after="80" w:line="240" w:lineRule="auto"/>
+      <w:contextualSpacing/>
+      <w:jc w:val="center"/>
+    </w:pPr>
+    <w:rPr>
+      <w:rFonts w:asciiTheme="majorHAnsi" w:eastAsiaTheme="majorEastAsia" w:hAnsiTheme="majorHAnsi" w:cstheme="majorBidi"/>
+      <w:sz w:val="56"/>
+      <w:szCs w:val="56"/>
+    </w:rPr>
+  </w:style>
+  <w:style w:type="character" w:customStyle="1" w:styleId="TitleChar">
+    <w:name w:val="Title Char"/>
+    <w:basedOn w:val="DefaultParagraphFont"/>
+    <w:link w:val="Title"/>
+    <w:uiPriority w:val="10"/>
+    <w:rsid w:val="00A10FD9"/>
+    <w:rPr>
+      <w:rFonts w:asciiTheme="majorHAnsi" w:eastAsiaTheme="majorEastAsia" w:hAnsiTheme="majorHAnsi" w:cstheme="majorBidi"/>
+      <w:sz w:val="56"/>
+      <w:szCs w:val="56"/>
+    </w:rPr>
+  </w:style>
+  <w:style w:type="paragraph" w:styleId="Subtitle">
+    <w:name w:val="Subtitle"/>
+    <w:basedOn w:val="Title"/>
+    <w:next w:val="BodyText"/>
+    <w:link w:val="SubtitleChar"/>
+    <w:uiPriority w:val="11"/>
+    <w:qFormat/>
+    <w:rsid w:val="00A10FD9"/>
+    <w:pPr>
+      <w:numPr>
+        <w:ilvl w:val="1"/>
+      </w:numPr>
+    </w:pPr>
+    <w:rPr>
+      <w:rFonts w:eastAsiaTheme="majorEastAsia" w:cstheme="majorBidi"/>
+      <w:spacing w:val="15"/>
+      <w:sz w:val="28"/>
+      <w:szCs w:val="28"/>
+    </w:rPr>
+  </w:style>
+  <w:style w:type="character" w:customStyle="1" w:styleId="SubtitleChar">
+    <w:name w:val="Subtitle Char"/>
+    <w:basedOn w:val="DefaultParagraphFont"/>
+    <w:link w:val="Subtitle"/>
+    <w:uiPriority w:val="11"/>
+    <w:rsid w:val="00A10FD9"/>
+    <w:rPr>
+      <w:rFonts w:eastAsiaTheme="majorEastAsia" w:cstheme="majorBidi"/>
+      <w:color w:val="595959" w:themeColor="text1" w:themeTint="A6"/>
+      <w:spacing w:val="15"/>
+      <w:sz w:val="28"/>
+      <w:szCs w:val="28"/>
+    </w:rPr>
+  </w:style>
+  <w:style w:type="paragraph" w:customStyle="1" w:styleId="Author">
+    <w:name w:val="Author"/>
+    <w:basedOn w:val="Title"/>
+    <w:next w:val="BodyText"/>
+    <w:qFormat/>
+    <w:pPr>
+      <w:keepNext/>
+      <w:keepLines/>
+    </w:pPr>
+    <w:rPr>
+      <w:sz w:val="24"/>
+      <w:szCs w:val="24"/>
+    </w:rPr>
+  </w:style>
+  <w:style w:type="paragraph" w:styleId="Date">
+    <w:name w:val="Date"/>
+    <w:basedOn w:val="Title"/>
+    <w:next w:val="BodyText"/>
+    <w:qFormat/>
+    <w:pPr>
+      <w:keepNext/>
+      <w:keepLines/>
+    </w:pPr>
+    <w:rPr>
+      <w:sz w:val="24"/>
+      <w:szCs w:val="24"/>
+    </w:rPr>
+  </w:style>
+  <w:style w:type="paragraph" w:customStyle="1" w:styleId="AbstractTitle">
+    <w:name w:val="Abstract Title"/>
+    <w:basedOn w:val="Normal"/>
+    <w:next w:val="Abstract"/>
+    <w:qFormat/>
+    <w:pPr>
+      <w:keepNext/>
+      <w:keepLines/>
+      <w:spacing w:before="300" w:after="0"/>
+      <w:jc w:val="center"/>
+    </w:pPr>
+    <w:rPr>
+      <w:b/>
+      <w:sz w:val="20"/>
+      <w:szCs w:val="20"/>
+    </w:rPr>
+  </w:style>
+  <w:style w:type="paragraph" w:customStyle="1" w:styleId="Abstract">
+    <w:name w:val="Abstract"/>
+    <w:basedOn w:val="Normal"/>
+    <w:next w:val="BodyText"/>
+    <w:qFormat/>
+    <w:pPr>
+      <w:keepNext/>
+      <w:keepLines/>
+      <w:spacing w:before="100" w:after="300"/>
+    </w:pPr>
+    <w:rPr>
+      <w:sz w:val="20"/>
+      <w:szCs w:val="20"/>
+    </w:rPr>
+  </w:style>
+  <w:style w:type="paragraph" w:styleId="Bibliography">
+    <w:name w:val="Bibliography"/>
+    <w:basedOn w:val="Normal"/>
+    <w:next w:val="Bibliography"/>
+    <w:qFormat/>
+    <w:pPr/>
+    <w:rPr/>
+  </w:style>
+  <w:style w:type="paragraph" w:styleId="Heading1">
+    <w:name w:val="heading 1"/>
+    <w:basedOn w:val="Normal"/>
+    <w:next w:val="BodyText"/>
+    <w:qFormat/>
+    <w:pPr>
+      <w:keepNext/>
+      <w:keepLines/>
+      <w:spacing w:before="240" w:after="0" w:line="480" w:lineRule="exact"/>
+      <w:ind w:firstLine="0"/>
+      <w:jc w:val="center"/>
+      <w:outlineLvl w:val="0"/>
+    </w:pPr>
+    <w:rPr>
+      <w:b/>
+      <w:bCs/>
+      <w:color w:val="000000"/>
+      <w:sz w:val="24"/>
+      <w:szCs w:val="24"/>
+    </w:rPr>
+  </w:style>
+  <w:style w:type="paragraph" w:styleId="Heading2">
+    <w:name w:val="heading 2"/>
+    <w:basedOn w:val="Normal"/>
+    <w:next w:val="BodyText"/>
+    <w:qFormat/>
+    <w:pPr>
+      <w:keepNext/>
+      <w:keepLines/>
+      <w:spacing w:before="240" w:after="120" w:line="280" w:lineRule="exact"/>
+      <w:ind w:left="720" w:hanging="720"/>
+      <w:outlineLvl w:val="1"/>
+    </w:pPr>
+    <w:rPr>
+      <w:b/>
+      <w:bCs/>
+      <w:color w:val="000000"/>
+      <w:sz w:val="24"/>
+      <w:szCs w:val="24"/>
+    </w:rPr>
+  </w:style>
+  <w:style w:type="paragraph" w:styleId="Heading3">
+    <w:name w:val="heading 3"/>
+    <w:basedOn w:val="Normal"/>
+    <w:next w:val="BodyText"/>
+    <w:qFormat/>
+    <w:pPr>
+      <w:keepNext/>
+      <w:keepLines/>
+      <w:spacing w:before="240" w:after="120" w:line="280" w:lineRule="exact"/>
+      <w:ind w:firstLine="0"/>
+      <w:outlineLvl w:val="2"/>
+    </w:pPr>
+    <w:rPr>
+      <w:b/>
+      <w:bCs/>
+      <w:i/>
+      <w:iCs/>
+      <w:color w:val="000000"/>
+      <w:sz w:val="24"/>
+      <w:szCs w:val="24"/>
+    </w:rPr>
+  </w:style>
+  <w:style w:type="paragraph" w:styleId="Heading4">
+    <w:name w:val="heading 4"/>
+    <w:basedOn w:val="Normal"/>
+    <w:next w:val="BodyText"/>
+    <w:link w:val="Heading4Char"/>
+    <w:uiPriority w:val="9"/>
+    <w:semiHidden/>
+    <w:unhideWhenUsed/>
+    <w:qFormat/>
+    <w:rsid w:val="00A10FD9"/>
+    <w:pPr>
+      <w:keepNext/>
+      <w:keepLines/>
+      <w:spacing w:before="240" w:after="120" w:line="280" w:lineRule="exact"/>
+      <w:ind w:firstLine="0"/>
+      <w:outlineLvl w:val="3"/>
+    </w:pPr>
+    <w:rPr>
+      <w:rFonts w:ascii="Times New Roman" w:hAnsi="Times New Roman" w:eastAsia="Times New Roman" w:cs="Times New Roman"/>
+      <w:b/>
+      <w:bCs/>
+      <w:i/>
+      <w:color w:val="000000"/>
+      <w:sz w:val="24"/>
+      <w:szCs w:val="24"/>
+    </w:rPr>
+  </w:style>
+  <w:style w:type="paragraph" w:styleId="Heading5">
+    <w:name w:val="heading 5"/>
+    <w:basedOn w:val="Normal"/>
+    <w:next w:val="BodyText"/>
+    <w:link w:val="Heading5Char"/>
+    <w:uiPriority w:val="9"/>
+    <w:semiHidden/>
+    <w:unhideWhenUsed/>
+    <w:qFormat/>
+    <w:rsid w:val="00A10FD9"/>
+    <w:pPr>
+      <w:keepNext/>
+      <w:keepLines/>
+      <w:spacing w:before="240" w:after="120" w:line="280" w:lineRule="exact"/>
+      <w:ind w:firstLine="0"/>
+      <w:outlineLvl w:val="4"/>
+    </w:pPr>
+    <w:rPr>
+      <w:rFonts w:ascii="Times New Roman" w:hAnsi="Times New Roman" w:eastAsia="Times New Roman" w:cs="Times New Roman"/>
+      <w:b/>
+      <w:bCs/>
+      <w:i/>
+      <w:color w:val="000000"/>
+      <w:sz w:val="24"/>
+      <w:szCs w:val="24"/>
+    </w:rPr>
+  </w:style>
+  <w:style w:type="paragraph" w:styleId="Heading6">
+    <w:name w:val="heading 6"/>
+    <w:basedOn w:val="Normal"/>
+    <w:next w:val="BodyText"/>
+    <w:link w:val="Heading6Char"/>
+    <w:uiPriority w:val="9"/>
+    <w:semiHidden/>
+    <w:unhideWhenUsed/>
+    <w:qFormat/>
+    <w:rsid w:val="00A10FD9"/>
+    <w:pPr>
+      <w:keepNext/>
+      <w:keepLines/>
+      <w:spacing w:before="40" w:after="0"/>
+      <w:outlineLvl w:val="5"/>
+    </w:pPr>
+    <w:rPr>
+      <w:rFonts w:eastAsiaTheme="majorEastAsia" w:cstheme="majorBidi"/>
+      <w:i/>
+      <w:iCs/>
+      <w:color w:val="595959" w:themeColor="text1" w:themeTint="A6"/>
+    </w:rPr>
+  </w:style>
+  <w:style w:type="paragraph" w:styleId="Heading7">
+    <w:name w:val="heading 7"/>
+    <w:basedOn w:val="Normal"/>
+    <w:next w:val="BodyText"/>
+    <w:link w:val="Heading7Char"/>
+    <w:uiPriority w:val="9"/>
+    <w:semiHidden/>
+    <w:unhideWhenUsed/>
+    <w:qFormat/>
+    <w:rsid w:val="00A10FD9"/>
+    <w:pPr>
+      <w:keepNext/>
+      <w:keepLines/>
+      <w:spacing w:before="40" w:after="0"/>
+      <w:outlineLvl w:val="6"/>
+    </w:pPr>
+    <w:rPr>
+      <w:rFonts w:eastAsiaTheme="majorEastAsia" w:cstheme="majorBidi"/>
+      <w:color w:val="595959" w:themeColor="text1" w:themeTint="A6"/>
+    </w:rPr>
+  </w:style>
+  <w:style w:type="paragraph" w:styleId="Heading8">
+    <w:name w:val="heading 8"/>
+    <w:basedOn w:val="Normal"/>
+    <w:next w:val="BodyText"/>
+    <w:link w:val="Heading8Char"/>
+    <w:uiPriority w:val="9"/>
+    <w:semiHidden/>
+    <w:unhideWhenUsed/>
+    <w:qFormat/>
+    <w:rsid w:val="00A10FD9"/>
+    <w:pPr>
+      <w:keepNext/>
+      <w:keepLines/>
+      <w:spacing w:after="0"/>
+      <w:outlineLvl w:val="7"/>
+    </w:pPr>
+    <w:rPr>
+      <w:rFonts w:eastAsiaTheme="majorEastAsia" w:cstheme="majorBidi"/>
+      <w:i/>
+      <w:iCs/>
+      <w:color w:val="272727" w:themeColor="text1" w:themeTint="D8"/>
+    </w:rPr>
+  </w:style>
+  <w:style w:type="paragraph" w:styleId="Heading9">
+    <w:name w:val="heading 9"/>
+    <w:basedOn w:val="Normal"/>
+    <w:next w:val="BodyText"/>
+    <w:link w:val="Heading9Char"/>
+    <w:uiPriority w:val="9"/>
+    <w:semiHidden/>
+    <w:unhideWhenUsed/>
+    <w:qFormat/>
+    <w:rsid w:val="00A10FD9"/>
+    <w:pPr>
+      <w:keepNext/>
+      <w:keepLines/>
+      <w:spacing w:after="0"/>
+      <w:outlineLvl w:val="8"/>
+    </w:pPr>
+    <w:rPr>
+      <w:rFonts w:eastAsiaTheme="majorEastAsia" w:cstheme="majorBidi"/>
+      <w:color w:val="272727" w:themeColor="text1" w:themeTint="D8"/>
+    </w:rPr>
+  </w:style>
+  <w:style w:type="character" w:customStyle="1" w:styleId="Heading1Char">
+    <w:name w:val="Heading 1 Char"/>
+    <w:basedOn w:val="DefaultParagraphFont"/>
+    <w:link w:val="Heading1"/>
+    <w:uiPriority w:val="9"/>
+    <w:rsid w:val="00A10FD9"/>
+    <w:rPr>
+      <w:rFonts w:asciiTheme="majorHAnsi" w:eastAsiaTheme="majorEastAsia" w:hAnsiTheme="majorHAnsi" w:cstheme="majorBidi"/>
+      <w:color w:val="0F4761" w:themeColor="accent1" w:themeShade="BF"/>
+      <w:sz w:val="40"/>
+      <w:szCs w:val="40"/>
+    </w:rPr>
+  </w:style>
+  <w:style w:type="character" w:customStyle="1" w:styleId="Heading2Char">
+    <w:name w:val="Heading 2 Char"/>
+    <w:basedOn w:val="DefaultParagraphFont"/>
+    <w:link w:val="Heading2"/>
+    <w:uiPriority w:val="9"/>
+    <w:semiHidden/>
+    <w:rsid w:val="00A10FD9"/>
+    <w:rPr>
+      <w:rFonts w:asciiTheme="majorHAnsi" w:eastAsiaTheme="majorEastAsia" w:hAnsiTheme="majorHAnsi" w:cstheme="majorBidi"/>
+      <w:color w:val="0F4761" w:themeColor="accent1" w:themeShade="BF"/>
+      <w:sz w:val="32"/>
+      <w:szCs w:val="32"/>
+    </w:rPr>
+  </w:style>
+  <w:style w:type="character" w:customStyle="1" w:styleId="Heading3Char">
+    <w:name w:val="Heading 3 Char"/>
+    <w:basedOn w:val="DefaultParagraphFont"/>
+    <w:link w:val="Heading3"/>
+    <w:uiPriority w:val="9"/>
+    <w:semiHidden/>
+    <w:rsid w:val="00A10FD9"/>
+    <w:rPr>
+      <w:rFonts w:eastAsiaTheme="majorEastAsia" w:cstheme="majorBidi"/>
+      <w:color w:val="0F4761" w:themeColor="accent1" w:themeShade="BF"/>
+      <w:sz w:val="28"/>
+      <w:szCs w:val="28"/>
+    </w:rPr>
+  </w:style>
+  <w:style w:type="character" w:customStyle="1" w:styleId="Heading4Char">
+    <w:name w:val="Heading 4 Char"/>
+    <w:basedOn w:val="DefaultParagraphFont"/>
+    <w:link w:val="Heading4"/>
+    <w:uiPriority w:val="9"/>
+    <w:semiHidden/>
+    <w:rsid w:val="00A10FD9"/>
+    <w:rPr>
+      <w:rFonts w:eastAsiaTheme="majorEastAsia" w:cstheme="majorBidi"/>
+      <w:i/>
+      <w:iCs/>
+      <w:color w:val="0F4761" w:themeColor="accent1" w:themeShade="BF"/>
+    </w:rPr>
+  </w:style>
+  <w:style w:type="character" w:customStyle="1" w:styleId="Heading5Char">
+    <w:name w:val="Heading 5 Char"/>
+    <w:basedOn w:val="DefaultParagraphFont"/>
+    <w:link w:val="Heading5"/>
+    <w:uiPriority w:val="9"/>
+    <w:semiHidden/>
+    <w:rsid w:val="00A10FD9"/>
+    <w:rPr>
+      <w:rFonts w:eastAsiaTheme="majorEastAsia" w:cstheme="majorBidi"/>
+      <w:color w:val="0F4761" w:themeColor="accent1" w:themeShade="BF"/>
+    </w:rPr>
+  </w:style>
+  <w:style w:type="character" w:customStyle="1" w:styleId="Heading6Char">
+    <w:name w:val="Heading 6 Char"/>
+    <w:basedOn w:val="DefaultParagraphFont"/>
+    <w:link w:val="Heading6"/>
+    <w:uiPriority w:val="9"/>
+    <w:semiHidden/>
+    <w:rsid w:val="00A10FD9"/>
+    <w:rPr>
+      <w:rFonts w:eastAsiaTheme="majorEastAsia" w:cstheme="majorBidi"/>
+      <w:i/>
+      <w:iCs/>
+      <w:color w:val="595959" w:themeColor="text1" w:themeTint="A6"/>
+    </w:rPr>
+  </w:style>
+  <w:style w:type="character" w:customStyle="1" w:styleId="Heading7Char">
+    <w:name w:val="Heading 7 Char"/>
+    <w:basedOn w:val="DefaultParagraphFont"/>
+    <w:link w:val="Heading7"/>
+    <w:uiPriority w:val="9"/>
+    <w:semiHidden/>
+    <w:rsid w:val="00A10FD9"/>
+    <w:rPr>
+      <w:rFonts w:eastAsiaTheme="majorEastAsia" w:cstheme="majorBidi"/>
+      <w:color w:val="595959" w:themeColor="text1" w:themeTint="A6"/>
+    </w:rPr>
+  </w:style>
+  <w:style w:type="character" w:customStyle="1" w:styleId="Heading8Char">
+    <w:name w:val="Heading 8 Char"/>
+    <w:basedOn w:val="DefaultParagraphFont"/>
+    <w:link w:val="Heading8"/>
+    <w:uiPriority w:val="9"/>
+    <w:semiHidden/>
+    <w:rsid w:val="00A10FD9"/>
+    <w:rPr>
+      <w:rFonts w:eastAsiaTheme="majorEastAsia" w:cstheme="majorBidi"/>
+      <w:i/>
+      <w:iCs/>
+      <w:color w:val="272727" w:themeColor="text1" w:themeTint="D8"/>
+    </w:rPr>
+  </w:style>
+  <w:style w:type="character" w:customStyle="1" w:styleId="Heading9Char">
+    <w:name w:val="Heading 9 Char"/>
+    <w:basedOn w:val="DefaultParagraphFont"/>
+    <w:link w:val="Heading9"/>
+    <w:uiPriority w:val="9"/>
+    <w:semiHidden/>
+    <w:rsid w:val="00A10FD9"/>
+    <w:rPr>
+      <w:rFonts w:eastAsiaTheme="majorEastAsia" w:cstheme="majorBidi"/>
+      <w:color w:val="272727" w:themeColor="text1" w:themeTint="D8"/>
+    </w:rPr>
+  </w:style>
+  <w:style w:type="paragraph" w:customStyle="1" w:styleId="ListItem">
+    <w:name w:val="List Item"/>
+    <w:basedOn w:val="BodyText"/>
+    <w:qFormat/>
+    <w:pPr>
+      <w:spacing w:before="0" w:after="0" w:line="480" w:lineRule="exact"/>
+      <w:ind w:left="720" w:hanging="720"/>
+    </w:pPr>
+  </w:style>
+  <w:style w:type="paragraph" w:styleId="BlockText">
+    <w:name w:val="Block Text"/>
+    <w:basedOn w:val="BodyText"/>
+    <w:next w:val="BodyText"/>
+    <w:qFormat/>
+    <w:pPr>
+      <w:spacing w:before="120" w:after="240" w:line="280" w:lineRule="exact"/>
+      <w:ind w:left="1080" w:right="1080" w:firstLine="0"/>
+    </w:pPr>
+  </w:style>
+  <w:style w:type="paragraph" w:styleId="FootnoteText">
+    <w:name w:val="Footnote Text"/>
+    <w:basedOn w:val="Normal"/>
+    <w:next w:val="FootnoteText"/>
+    <w:uiPriority w:val="9"/>
+    <w:unhideWhenUsed/>
+    <w:qFormat/>
     <w:pPr>
       <w:widowControl/>
+      <w:spacing w:before="0" w:after="120" w:line="230" w:lineRule="exact"/>
     </w:pPr>
     <w:rPr>
-      <w:color w:val="000000"/>
-    </w:rPr>
+      <w:sz w:val="20"/>
+      <w:szCs w:val="20"/>
+    </w:rPr>
+  </w:style>
+  <w:style w:type="paragraph" w:styleId="FootnoteBlockText">
+    <w:name w:val="Footnote Block Text"/>
+    <w:basedOn w:val="FootnoteText"/>
+    <w:next w:val="FootnoteText"/>
+    <w:uiPriority w:val="9"/>
+    <w:unhideWhenUsed/>
+    <w:qFormat/>
+    <w:pPr>
+      <w:spacing w:before="120" w:after="120"/>
+      <w:ind w:firstLine="0" w:left="720" w:right="720"/>
+    </w:pPr>
   </w:style>
   <w:style w:type="character" w:default="1" w:styleId="DefaultParagraphFont">
     <w:name w:val="Default Paragraph Font"/>
-    <w:uiPriority w:val="1"/>
     <w:semiHidden/>
     <w:unhideWhenUsed/>
   </w:style>
-  <w:style w:type="table" w:default="1" w:styleId="TableNormal">
-    <w:name w:val="Normal Table"/>
-    <w:uiPriority w:val="99"/>
-    <w:semiHidden/>
-    <w:unhideWhenUsed/>
+  <w:style w:type="table" w:default="1" w:styleId="Table">
+    <w:name w:val="Table"/>
+    <w:basedOn w:val="TableNormal"/>
+    <w:qFormat/>
     <w:tblPr>
       <w:tblInd w:w="0" w:type="dxa"/>
       <w:tblCellMar>
@@ -1906,130 +4941,112 @@
         <w:right w:w="108" w:type="dxa"/>
       </w:tblCellMar>
     </w:tblPr>
-  </w:style>
-  <w:style w:type="numbering" w:default="1" w:styleId="NoList">
-    <w:name w:val="No List"/>
-    <w:uiPriority w:val="99"/>
-    <w:semiHidden/>
-    <w:unhideWhenUsed/>
-  </w:style>
-  <w:style w:type="paragraph" w:styleId="BodyText">
-    <w:name w:val="Body Text"/>
+    <w:tblStylePr w:type="firstRow">
+      <w:tcPr>
+        <w:tcBorders>
+          <w:bottom w:val="single"/>
+        </w:tcBorders>
+        <w:vAlign w:val="bottom"/>
+      </w:tcPr>
+    </w:tblStylePr>
+  </w:style>
+  <w:style w:type="paragraph" w:customStyle="1" w:styleId="DefinitionTerm">
+    <w:name w:val="Definition Term"/>
     <w:basedOn w:val="Normal"/>
-    <w:qFormat/>
-    <w:pPr>
-      <w:spacing w:before="0" w:after="0" w:line="480" w:lineRule="exact"/>
-    </w:pPr>
-  </w:style>
-  <w:style w:type="paragraph" w:styleId="FirstParagraph">
-    <w:name w:val="First Paragraph"/>
-    <w:basedOn w:val="BodyText"/>
-    <w:next w:val="BodyText"/>
-    <w:qFormat/>
-  </w:style>
-  <w:style w:type="paragraph" w:styleId="Compact">
-    <w:name w:val="Compact"/>
-    <w:basedOn w:val="BodyText"/>
-    <w:qFormat/>
-    <w:pPr>
-      <w:spacing w:before="0" w:after="0" w:line="240" w:lineRule="auto"/>
-    </w:pPr>
-  </w:style>
-  <w:style w:type="paragraph" w:styleId="Heading1">
-    <w:name w:val="heading 1"/>
-    <w:basedOn w:val="Normal"/>
-    <w:next w:val="BodyText"/>
-    <w:uiPriority w:val="9"/>
-    <w:qFormat/>
+    <w:next w:val="Definition"/>
     <w:pPr>
       <w:keepNext/>
       <w:keepLines/>
-      <w:spacing w:before="240" w:after="240" w:line="240" w:lineRule="auto"/>
-      <w:jc w:val="center"/>
-      <w:outlineLvl w:val="0"/>
+      <w:spacing w:after="0"/>
     </w:pPr>
     <w:rPr>
       <w:b/>
-      <w:bCs/>
-      <w:caps/>
+    </w:rPr>
+  </w:style>
+  <w:style w:type="paragraph" w:customStyle="1" w:styleId="Definition">
+    <w:name w:val="Definition"/>
+    <w:basedOn w:val="Normal"/>
+  </w:style>
+  <w:style w:type="paragraph" w:styleId="Caption">
+    <w:name w:val="Caption"/>
+    <w:basedOn w:val="Normal"/>
+    <w:link w:val="BodyTextChar"/>
+    <w:pPr>
+      <w:spacing w:before="0" w:after="120"/>
+    </w:pPr>
+    <w:rPr>
+      <w:i/>
+    </w:rPr>
+  </w:style>
+  <w:style w:type="paragraph" w:customStyle="1" w:styleId="TableCaption">
+    <w:name w:val="Table Caption"/>
+    <w:basedOn w:val="Caption"/>
+    <w:pPr>
+      <w:keepNext/>
+    </w:pPr>
+  </w:style>
+  <w:style w:type="paragraph" w:customStyle="1" w:styleId="ImageCaption">
+    <w:name w:val="Image Caption"/>
+    <w:basedOn w:val="Caption"/>
+  </w:style>
+  <w:style w:type="paragraph" w:customStyle="1" w:styleId="Figure">
+    <w:name w:val="Figure"/>
+    <w:basedOn w:val="Normal"/>
+  </w:style>
+  <w:style w:type="paragraph" w:customStyle="1" w:styleId="CaptionedFigure">
+    <w:name w:val="Captioned Figure"/>
+    <w:basedOn w:val="Figure"/>
+    <w:pPr>
+      <w:keepNext/>
+    </w:pPr>
+  </w:style>
+  <w:style w:type="character" w:customStyle="1" w:styleId="BodyTextChar">
+    <w:name w:val="Body Text Char"/>
+    <w:basedOn w:val="DefaultParagraphFont"/>
+    <w:link w:val="BodyText"/>
+  </w:style>
+  <w:style w:type="character" w:customStyle="1" w:styleId="VerbatimChar">
+    <w:name w:val="Verbatim Char"/>
+    <w:basedOn w:val="BodyTextChar"/>
+    <w:rPr>
+      <w:rFonts w:ascii="Consolas" w:hAnsi="Consolas"/>
+      <w:sz w:val="22"/>
+    </w:rPr>
+  </w:style>
+  <w:style w:type="character" w:customStyle="1" w:styleId="SectionNumber">
+    <w:name w:val="Section Number"/>
+    <w:basedOn w:val="BodyTextChar"/>
+  </w:style>
+  <w:style w:type="character" w:styleId="FootnoteReference">
+    <w:name w:val="Footnote Reference"/>
+    <w:basedOn w:val="BodyTextChar"/>
+    <w:rPr>
+      <w:vertAlign w:val="superscript"/>
+    </w:rPr>
+  </w:style>
+  <w:style w:type="character" w:styleId="Hyperlink">
+    <w:name w:val="Hyperlink"/>
+    <w:basedOn w:val="BodyTextChar"/>
+    <w:rPr>
       <w:color w:val="000000"/>
     </w:rPr>
   </w:style>
-  <w:style w:type="paragraph" w:styleId="Heading2">
-    <w:name w:val="heading 2"/>
-    <w:basedOn w:val="Normal"/>
+  <w:style w:type="paragraph" w:styleId="TOCHeading">
+    <w:name w:val="TOC Heading"/>
+    <w:basedOn w:val="Heading1"/>
     <w:next w:val="BodyText"/>
-    <w:uiPriority w:val="9"/>
+    <w:uiPriority w:val="39"/>
     <w:unhideWhenUsed/>
     <w:qFormat/>
     <w:pPr>
-      <w:keepNext/>
-      <w:keepLines/>
-      <w:spacing w:before="240" w:after="240" w:line="240" w:lineRule="auto"/>
-      <w:ind w:left="720" w:hanging="720"/>
-      <w:outlineLvl w:val="1"/>
+      <w:spacing w:before="240" w:line="259" w:lineRule="auto"/>
+      <w:outlineLvl w:val="9"/>
     </w:pPr>
     <w:rPr>
-      <w:b/>
-      <w:bCs/>
-      <w:color w:val="000000"/>
-    </w:rPr>
-  </w:style>
-  <w:style w:type="paragraph" w:styleId="Heading3">
-    <w:name w:val="heading 3"/>
-    <w:basedOn w:val="Normal"/>
-    <w:next w:val="BodyText"/>
-    <w:uiPriority w:val="9"/>
-    <w:unhideWhenUsed/>
-    <w:qFormat/>
-    <w:pPr>
-      <w:keepNext/>
-      <w:keepLines/>
-      <w:spacing w:before="240" w:after="240" w:line="240" w:lineRule="auto"/>
-      <w:outlineLvl w:val="2"/>
-    </w:pPr>
-    <w:rPr>
-      <w:b/>
-      <w:bCs/>
-      <w:i/>
-      <w:iCs/>
-      <w:color w:val="000000"/>
-    </w:rPr>
-  </w:style>
-  <w:style w:type="paragraph" w:styleId="BlockText">
-    <w:name w:val="Block Text"/>
-    <w:basedOn w:val="Normal"/>
-    <w:next w:val="BodyText"/>
-    <w:uiPriority w:val="9"/>
-    <w:unhideWhenUsed/>
-    <w:qFormat/>
-    <w:pPr>
-      <w:spacing w:before="120" w:after="240" w:line="240" w:lineRule="auto"/>
-      <w:ind w:left="1080" w:right="1080"/>
-      <w:jc w:val="both"/>
-    </w:pPr>
-  </w:style>
-  <w:style w:type="paragraph" w:styleId="FootnoteText">
-    <w:name w:val="footnote text"/>
-    <w:basedOn w:val="Normal"/>
-    <w:uiPriority w:val="99"/>
-    <w:unhideWhenUsed/>
-    <w:pPr>
-      <w:spacing w:before="0" w:after="60" w:line="240" w:lineRule="auto"/>
-      <w:jc w:val="both"/>
-    </w:pPr>
-    <w:rPr>
-      <w:sz w:val="20"/>
-      <w:szCs w:val="20"/>
-    </w:rPr>
-  </w:style>
-  <w:style w:type="character" w:styleId="FootnoteReference">
-    <w:name w:val="footnote reference"/>
-    <w:basedOn w:val="DefaultParagraphFont"/>
-    <w:uiPriority w:val="99"/>
-    <w:unhideWhenUsed/>
-    <w:rPr>
-      <w:vertAlign w:val="superscript"/>
+      <w:rFonts w:asciiTheme="majorHAnsi" w:eastAsiaTheme="majorEastAsia" w:hAnsiTheme="majorHAnsi" w:cstheme="majorBidi"/>
+      <w:b w:val="0"/>
+      <w:bCs w:val="0"/>
+      <w:color w:val="365F91" w:themeColor="accent1" w:themeShade="BF"/>
     </w:rPr>
   </w:style>
   <w:style w:type="paragraph" w:customStyle="1" w:styleId="NumberedParagraph">
@@ -2038,19 +5055,42 @@
     <w:qFormat/>
     <w:pPr>
       <w:tabs>
-        <w:tab w:val="left" w:pos="1080"/>
+        <w:tab w:val="left" w:pos="1440"/>
       </w:tabs>
       <w:spacing w:before="0" w:after="0" w:line="480" w:lineRule="exact"/>
       <w:ind w:firstLine="720"/>
     </w:pPr>
   </w:style>
-  <w:style w:type="paragraph" w:customStyle="1" w:styleId="IndentedParagraph">
-    <w:name w:val="Indented Paragraph"/>
+  <w:style w:type="paragraph" w:customStyle="1" w:styleId="NumberedParagraphNote">
+    <w:name w:val="Numbered Paragraph Note"/>
+    <w:basedOn w:val="NumberedParagraph"/>
+    <w:qFormat/>
+    <w:pPr>
+      <w:widowControl w:val="0"/>
+    </w:pPr>
+  </w:style>
+  <w:style w:type="paragraph" w:customStyle="1" w:styleId="BodyTextNote">
+    <w:name w:val="Body Text Note"/>
     <w:basedOn w:val="BodyText"/>
     <w:qFormat/>
     <w:pPr>
-      <w:spacing w:before="0" w:after="0" w:line="480" w:lineRule="exact"/>
-      <w:ind w:firstLine="720"/>
+      <w:widowControl w:val="0"/>
+    </w:pPr>
+  </w:style>
+  <w:style w:type="paragraph" w:customStyle="1" w:styleId="Conclusion">
+    <w:name w:val="Conclusion"/>
+    <w:basedOn w:val="BodyText"/>
+    <w:qFormat/>
+    <w:pPr>
+      <w:keepNext/>
+    </w:pPr>
+  </w:style>
+  <w:style w:type="paragraph" w:customStyle="1" w:styleId="ConclusionNote">
+    <w:name w:val="Conclusion Note"/>
+    <w:basedOn w:val="Conclusion"/>
+    <w:qFormat/>
+    <w:pPr>
+      <w:widowControl w:val="0"/>
     </w:pPr>
   </w:style>
   <w:style w:type="paragraph" w:customStyle="1" w:styleId="PrayerItem">
@@ -2065,51 +5105,13 @@
       <w:ind w:left="1296" w:hanging="576"/>
     </w:pPr>
   </w:style>
-  <w:style w:type="paragraph" w:customStyle="1" w:styleId="SingleSpaced">
-    <w:name w:val="Single Spaced"/>
-    <w:basedOn w:val="Normal"/>
+  <w:style w:type="paragraph" w:customStyle="1" w:styleId="PrayerItemNote">
+    <w:name w:val="Prayer Item Note"/>
+    <w:basedOn w:val="PrayerItem"/>
     <w:qFormat/>
     <w:pPr>
-      <w:spacing w:before="0" w:after="120" w:line="240" w:lineRule="auto"/>
+      <w:widowControl w:val="0"/>
     </w:pPr>
-  </w:style>
-  <w:style w:type="paragraph" w:customStyle="1" w:styleId="CourtName">
-    <w:name w:val="Court Name"/>
-    <w:basedOn w:val="Normal"/>
-    <w:qFormat/>
-    <w:pPr>
-      <w:spacing w:before="0" w:after="0" w:line="240" w:lineRule="auto"/>
-      <w:jc w:val="center"/>
-    </w:pPr>
-    <w:rPr>
-      <w:b/>
-      <w:bCs/>
-    </w:rPr>
-  </w:style>
-  <w:style w:type="table" w:styleId="Table">
-    <w:name w:val="Table"/>
-    <w:basedOn w:val="TableNormal"/>
-    <w:uiPriority w:val="59"/>
-    <w:pPr>
-      <w:spacing w:before="0" w:after="0" w:line="240" w:lineRule="auto"/>
-    </w:pPr>
-    <w:tblPr>
-      <w:tblInd w:w="720" w:type="dxa"/>
-      <w:tblBorders>
-        <w:top w:val="single" w:sz="4" w:space="0" w:color="000000"/>
-        <w:left w:val="single" w:sz="4" w:space="0" w:color="000000"/>
-        <w:bottom w:val="single" w:sz="4" w:space="0" w:color="000000"/>
-        <w:right w:val="single" w:sz="4" w:space="0" w:color="000000"/>
-        <w:insideH w:val="single" w:sz="4" w:space="0" w:color="000000"/>
-        <w:insideV w:val="single" w:sz="4" w:space="0" w:color="000000"/>
-      </w:tblBorders>
-      <w:tblCellMar>
-        <w:top w:w="29" w:type="dxa"/>
-        <w:left w:w="108" w:type="dxa"/>
-        <w:bottom w:w="29" w:type="dxa"/>
-        <w:right w:w="108" w:type="dxa"/>
-      </w:tblCellMar>
-    </w:tblPr>
   </w:style>
   <w:style w:type="paragraph" w:customStyle="1" w:styleId="SourceCode">
     <w:name w:val="Source Code"/>

--- a/courts/eighth-circuit/iowa/federal/bankruptcy-southern-district/motion-brief/usage/OUTPUT-motion-brief.docx
+++ b/courts/eighth-circuit/iowa/federal/bankruptcy-southern-district/motion-brief/usage/OUTPUT-motion-brief.docx
@@ -173,9 +173,7 @@
               <w:jc w:val="left"/>
             </w:pPr>
             <w:r>
-              <w:t xml:space="preserve">Case No. 14</w:t>
-              <w:noBreakHyphen/>
-              <w:t xml:space="preserve">02689</w:t>
+              <w:t xml:space="preserve">Case No. 14-⁠02689</w:t>
             </w:r>
           </w:p>
           <w:p>
@@ -1266,13 +1264,7 @@
         <w:t xml:space="preserve">In re ATP Oil &amp; Gas Corp.</w:t>
       </w:r>
       <w:r>
-        <w:t xml:space="preserve">, Case No. 12</w:t>
-      </w:r>
-      <w:r>
-        <w:noBreakHyphen/>
-      </w:r>
-      <w:r>
-        <w:t xml:space="preserve">36187 (Bankr. S.D. Tex. August 21, 2012);</w:t>
+        <w:t xml:space="preserve">, Case No. 12-⁠36187 (Bankr. S.D. Tex. August 21, 2012);</w:t>
       </w:r>
       <w:r>
         <w:t xml:space="preserve"> </w:t>
@@ -1285,13 +1277,7 @@
         <w:t xml:space="preserve">In re Cano Petroleum, Inc.</w:t>
       </w:r>
       <w:r>
-        <w:t xml:space="preserve">, Case No. 12</w:t>
-      </w:r>
-      <w:r>
-        <w:noBreakHyphen/>
-      </w:r>
-      <w:r>
-        <w:t xml:space="preserve">31549 (Bankr. N.D. Tex. March 16, 2012);</w:t>
+        <w:t xml:space="preserve">, Case No. 12-⁠31549 (Bankr. N.D. Tex. March 16, 2012);</w:t>
       </w:r>
       <w:r>
         <w:t xml:space="preserve"> </w:t>
@@ -1304,13 +1290,7 @@
         <w:t xml:space="preserve">In re Dynegy Holdings, LLC</w:t>
       </w:r>
       <w:r>
-        <w:t xml:space="preserve">, Case No. 11</w:t>
-      </w:r>
-      <w:r>
-        <w:noBreakHyphen/>
-      </w:r>
-      <w:r>
-        <w:t xml:space="preserve">13686 (Bankr. S.D. N.Y. November 9, 2011);</w:t>
+        <w:t xml:space="preserve">, Case No. 11-⁠13686 (Bankr. S.D. N.Y. November 9, 2011);</w:t>
       </w:r>
       <w:r>
         <w:t xml:space="preserve"> </w:t>
@@ -1323,13 +1303,7 @@
         <w:t xml:space="preserve">In re Otero Cnty. Hosp. Ass’n, Inc.</w:t>
       </w:r>
       <w:r>
-        <w:t xml:space="preserve">, Case No. 11</w:t>
-      </w:r>
-      <w:r>
-        <w:noBreakHyphen/>
-      </w:r>
-      <w:r>
-        <w:t xml:space="preserve">13686 (Bankr. D. N.M. September 12, 2011);</w:t>
+        <w:t xml:space="preserve">, Case No. 11-⁠13686 (Bankr. D. N.M. September 12, 2011);</w:t>
       </w:r>
       <w:r>
         <w:t xml:space="preserve"> </w:t>
@@ -1342,13 +1316,7 @@
         <w:t xml:space="preserve">In re Paul Transp., Inc.</w:t>
       </w:r>
       <w:r>
-        <w:t xml:space="preserve">, Case No. 10</w:t>
-      </w:r>
-      <w:r>
-        <w:noBreakHyphen/>
-      </w:r>
-      <w:r>
-        <w:t xml:space="preserve">13022 (Bankr. W.D. Okla., May 21, 2010);</w:t>
+        <w:t xml:space="preserve">, Case No. 10-⁠13022 (Bankr. W.D. Okla., May 21, 2010);</w:t>
       </w:r>
       <w:r>
         <w:t xml:space="preserve"> </w:t>
@@ -1361,13 +1329,7 @@
         <w:t xml:space="preserve">In re Stallion Oilfield Services, Inc.</w:t>
       </w:r>
       <w:r>
-        <w:t xml:space="preserve">, Case No. 09</w:t>
-      </w:r>
-      <w:r>
-        <w:noBreakHyphen/>
-      </w:r>
-      <w:r>
-        <w:t xml:space="preserve">13562 (Bankr. D. Del. October 20, 2009);</w:t>
+        <w:t xml:space="preserve">, Case No. 09-⁠13562 (Bankr. D. Del. October 20, 2009);</w:t>
       </w:r>
       <w:r>
         <w:t xml:space="preserve"> </w:t>
@@ -1380,13 +1342,7 @@
         <w:t xml:space="preserve">In re Harold’s Stores, Inc.</w:t>
       </w:r>
       <w:r>
-        <w:t xml:space="preserve">, Case No. 08</w:t>
-      </w:r>
-      <w:r>
-        <w:noBreakHyphen/>
-      </w:r>
-      <w:r>
-        <w:t xml:space="preserve">15027 (Bankr. W.D. Okla. November 7, 2008);</w:t>
+        <w:t xml:space="preserve">, Case No. 08-⁠15027 (Bankr. W.D. Okla. November 7, 2008);</w:t>
       </w:r>
       <w:r>
         <w:t xml:space="preserve"> </w:t>
@@ -1399,13 +1355,7 @@
         <w:t xml:space="preserve">In re Rocor Int’l, Inc.</w:t>
       </w:r>
       <w:r>
-        <w:t xml:space="preserve">, Case No. 02</w:t>
-      </w:r>
-      <w:r>
-        <w:noBreakHyphen/>
-      </w:r>
-      <w:r>
-        <w:t xml:space="preserve">17658 (Bankr. W.D. Okla., August 7, 2002).</w:t>
+        <w:t xml:space="preserve">, Case No. 02-⁠17658 (Bankr. W.D. Okla., August 7, 2002).</w:t>
       </w:r>
     </w:p>
     <w:p>
@@ -1725,9 +1675,7 @@
               <w:t xml:space="preserve"> </w:t>
             </w:r>
             <w:r>
-              <w:t xml:space="preserve">50309</w:t>
-              <w:noBreakHyphen/>
-              <w:t xml:space="preserve">8004</w:t>
+              <w:t xml:space="preserve">50309-⁠8004</w:t>
             </w:r>
           </w:p>
           <w:p>
@@ -1743,9 +1691,7 @@
               <w:t xml:space="preserve"> </w:t>
             </w:r>
             <w:r>
-              <w:t xml:space="preserve">243</w:t>
-              <w:noBreakHyphen/>
-              <w:t xml:space="preserve">4191</w:t>
+              <w:t xml:space="preserve">243-⁠4191</w:t>
             </w:r>
           </w:p>
           <w:p>
@@ -1761,9 +1707,7 @@
               <w:t xml:space="preserve"> </w:t>
             </w:r>
             <w:r>
-              <w:t xml:space="preserve">246</w:t>
-              <w:noBreakHyphen/>
-              <w:t xml:space="preserve">5808</w:t>
+              <w:t xml:space="preserve">246-⁠5808</w:t>
             </w:r>
             <w:r>
               <w:t xml:space="preserve"> </w:t>
@@ -4904,7 +4848,7 @@
     <w:qFormat/>
     <w:pPr>
       <w:widowControl/>
-      <w:spacing w:before="0" w:after="120" w:line="230" w:lineRule="exact"/>
+      <w:spacing w:before="84" w:after="120" w:line="230" w:lineRule="exact"/>
     </w:pPr>
     <w:rPr>
       <w:sz w:val="20"/>
